--- a/06-学生侧材料/讲义/2026-06-23-化学平衡.docx
+++ b/06-学生侧材料/讲义/2026-06-23-化学平衡.docx
@@ -2,7 +2,7 @@
 <file path=word/document.xml><?xml version="1.0" encoding="utf-8"?>
 <w:document xmlns:w="http://schemas.openxmlformats.org/wordprocessingml/2006/main" xmlns:m="http://schemas.openxmlformats.org/officeDocument/2006/math" xmlns:r="http://schemas.openxmlformats.org/officeDocument/2006/relationships" xmlns:o="urn:schemas-microsoft-com:office:office" xmlns:v="urn:schemas-microsoft-com:vml" xmlns:w10="urn:schemas-microsoft-com:office:word" xmlns:a="http://schemas.openxmlformats.org/drawingml/2006/main" xmlns:pic="http://schemas.openxmlformats.org/drawingml/2006/picture" xmlns:wp="http://schemas.openxmlformats.org/drawingml/2006/wordprocessingDrawing">
   <w:body>
-    <w:bookmarkStart w:id="52" w:name="第四讲化学平衡"/>
+    <w:bookmarkStart w:id="58" w:name="第四讲化学平衡"/>
     <w:p>
       <w:pPr>
         <w:pStyle w:val="Heading1"/>
@@ -162,6 +162,14 @@
         <w:t xml:space="preserve"> </w:t>
       </w:r>
       <m:oMath>
+        <m:oMathPr>
+          <m:ctrlPr>
+            <w:rPr>
+              <w:sz w:val="28"/>
+              <w:szCs w:val="28"/>
+            </w:rPr>
+          </m:ctrlPr>
+        </m:oMathPr>
         <m:sSub>
           <m:e>
             <m:r>
@@ -257,6 +265,14 @@
         <w:t xml:space="preserve"> </w:t>
       </w:r>
       <m:oMath>
+        <m:oMathPr>
+          <m:ctrlPr>
+            <w:rPr>
+              <w:sz w:val="28"/>
+              <w:szCs w:val="28"/>
+            </w:rPr>
+          </m:ctrlPr>
+        </m:oMathPr>
         <m:sSub>
           <m:e>
             <m:r>
@@ -660,6 +676,14 @@
         <w:t xml:space="preserve"> </w:t>
       </w:r>
       <m:oMath>
+        <m:oMathPr>
+          <m:ctrlPr>
+            <w:rPr>
+              <w:sz w:val="28"/>
+              <w:szCs w:val="28"/>
+            </w:rPr>
+          </m:ctrlPr>
+        </m:oMathPr>
         <m:sSub>
           <m:e>
             <m:r>
@@ -830,7 +854,7 @@
           <w:p>
             <w:pPr>
               <w:pStyle w:val="Compact"/>
-              <w:jc w:val="left"/>
+              <w:jc w:val="center"/>
             </w:pPr>
             <w:r>
               <w:rPr>
@@ -846,7 +870,7 @@
           <w:p>
             <w:pPr>
               <w:pStyle w:val="Compact"/>
-              <w:jc w:val="left"/>
+              <w:jc w:val="center"/>
             </w:pPr>
             <w:r>
               <w:rPr>
@@ -864,7 +888,7 @@
           <w:p>
             <w:pPr>
               <w:pStyle w:val="Compact"/>
-              <w:jc w:val="left"/>
+              <w:jc w:val="center"/>
             </w:pPr>
             <w:r>
               <w:rPr>
@@ -881,7 +905,7 @@
           <w:p>
             <w:pPr>
               <w:pStyle w:val="Compact"/>
-              <w:jc w:val="left"/>
+              <w:jc w:val="center"/>
             </w:pPr>
             <w:r>
               <w:rPr>
@@ -962,7 +986,7 @@
           <w:p>
             <w:pPr>
               <w:pStyle w:val="Compact"/>
-              <w:jc w:val="left"/>
+              <w:jc w:val="center"/>
             </w:pPr>
             <w:r>
               <w:rPr>
@@ -979,7 +1003,7 @@
           <w:p>
             <w:pPr>
               <w:pStyle w:val="Compact"/>
-              <w:jc w:val="left"/>
+              <w:jc w:val="center"/>
             </w:pPr>
             <w:r>
               <w:rPr>
@@ -1025,7 +1049,7 @@
           <w:p>
             <w:pPr>
               <w:pStyle w:val="Compact"/>
-              <w:jc w:val="left"/>
+              <w:jc w:val="center"/>
             </w:pPr>
             <w:r>
               <w:rPr>
@@ -1042,7 +1066,7 @@
           <w:p>
             <w:pPr>
               <w:pStyle w:val="Compact"/>
-              <w:jc w:val="left"/>
+              <w:jc w:val="center"/>
             </w:pPr>
             <w:r>
               <w:rPr>
@@ -1059,12 +1083,6 @@
         <w:pStyle w:val="BlockText"/>
       </w:pPr>
       <w:r>
-        <w:t xml:space="preserve">💡</w:t>
-      </w:r>
-      <w:r>
-        <w:t xml:space="preserve"> </w:t>
-      </w:r>
-      <w:r>
         <w:rPr>
           <w:rFonts w:hint="eastAsia" w:eastAsia="SimSun" w:ascii="Times New Roman" w:hAnsi="Times New Roman"/>
           <w:b/>
@@ -1166,6 +1184,14 @@
         <w:t xml:space="preserve"> </w:t>
       </w:r>
       <m:oMath>
+        <m:oMathPr>
+          <m:ctrlPr>
+            <w:rPr>
+              <w:sz w:val="28"/>
+              <w:szCs w:val="28"/>
+            </w:rPr>
+          </m:ctrlPr>
+        </m:oMathPr>
         <m:sSub>
           <m:e>
             <m:r>
@@ -1457,6 +1483,12 @@
       <m:oMathPara>
         <m:oMathParaPr>
           <m:jc m:val="center"/>
+          <m:ctrlPr>
+            <w:rPr>
+              <w:sz w:val="28"/>
+              <w:szCs w:val="28"/>
+            </w:rPr>
+          </m:ctrlPr>
         </m:oMathParaPr>
         <m:oMath>
           <m:r>
@@ -1534,6 +1566,12 @@
       <m:oMathPara>
         <m:oMathParaPr>
           <m:jc m:val="center"/>
+          <m:ctrlPr>
+            <w:rPr>
+              <w:sz w:val="28"/>
+              <w:szCs w:val="28"/>
+            </w:rPr>
+          </m:ctrlPr>
         </m:oMathParaPr>
         <m:oMath>
           <m:sSub>
@@ -1967,6 +2005,14 @@
         <w:t xml:space="preserve"> </w:t>
       </w:r>
       <m:oMath>
+        <m:oMathPr>
+          <m:ctrlPr>
+            <w:rPr>
+              <w:sz w:val="28"/>
+              <w:szCs w:val="28"/>
+            </w:rPr>
+          </m:ctrlPr>
+        </m:oMathPr>
         <m:r>
           <m:rPr>
             <m:sty m:val="p"/>
@@ -2056,6 +2102,14 @@
         <w:t xml:space="preserve"> </w:t>
       </w:r>
       <m:oMath>
+        <m:oMathPr>
+          <m:ctrlPr>
+            <w:rPr>
+              <w:sz w:val="28"/>
+              <w:szCs w:val="28"/>
+            </w:rPr>
+          </m:ctrlPr>
+        </m:oMathPr>
         <m:r>
           <m:rPr>
             <m:sty m:val="p"/>
@@ -2205,6 +2259,14 @@
         <w:t xml:space="preserve"> </w:t>
       </w:r>
       <m:oMath>
+        <m:oMathPr>
+          <m:ctrlPr>
+            <w:rPr>
+              <w:sz w:val="28"/>
+              <w:szCs w:val="28"/>
+            </w:rPr>
+          </m:ctrlPr>
+        </m:oMathPr>
         <m:r>
           <m:t>p</m:t>
         </m:r>
@@ -2268,6 +2330,12 @@
       <m:oMathPara>
         <m:oMathParaPr>
           <m:jc m:val="center"/>
+          <m:ctrlPr>
+            <w:rPr>
+              <w:sz w:val="28"/>
+              <w:szCs w:val="28"/>
+            </w:rPr>
+          </m:ctrlPr>
         </m:oMathParaPr>
         <m:oMath>
           <m:sSub>
@@ -2350,6 +2418,14 @@
         <w:t xml:space="preserve"> </w:t>
       </w:r>
       <m:oMath>
+        <m:oMathPr>
+          <m:ctrlPr>
+            <w:rPr>
+              <w:sz w:val="28"/>
+              <w:szCs w:val="28"/>
+            </w:rPr>
+          </m:ctrlPr>
+        </m:oMathPr>
         <m:r>
           <m:rPr>
             <m:sty m:val="p"/>
@@ -2432,12 +2508,6 @@
         <w:pStyle w:val="BlockText"/>
       </w:pPr>
       <w:r>
-        <w:t xml:space="preserve">⚠️</w:t>
-      </w:r>
-      <w:r>
-        <w:t xml:space="preserve"> </w:t>
-      </w:r>
-      <w:r>
         <w:rPr>
           <w:rFonts w:hint="eastAsia" w:eastAsia="SimSun" w:ascii="Times New Roman" w:hAnsi="Times New Roman"/>
           <w:b/>
@@ -2534,6 +2604,14 @@
         <w:t xml:space="preserve"> </w:t>
       </w:r>
       <m:oMath>
+        <m:oMathPr>
+          <m:ctrlPr>
+            <w:rPr>
+              <w:sz w:val="28"/>
+              <w:szCs w:val="28"/>
+            </w:rPr>
+          </m:ctrlPr>
+        </m:oMathPr>
         <m:r>
           <m:rPr>
             <m:sty m:val="p"/>
@@ -2593,6 +2671,14 @@
         <w:t xml:space="preserve">为单位时，</w:t>
       </w:r>
       <m:oMath>
+        <m:oMathPr>
+          <m:ctrlPr>
+            <w:rPr>
+              <w:sz w:val="28"/>
+              <w:szCs w:val="28"/>
+            </w:rPr>
+          </m:ctrlPr>
+        </m:oMathPr>
         <m:r>
           <m:t>R</m:t>
         </m:r>
@@ -2759,6 +2845,12 @@
       <m:oMathPara>
         <m:oMathParaPr>
           <m:jc m:val="center"/>
+          <m:ctrlPr>
+            <w:rPr>
+              <w:sz w:val="28"/>
+              <w:szCs w:val="28"/>
+            </w:rPr>
+          </m:ctrlPr>
         </m:oMathParaPr>
         <m:oMath>
           <m:r>
@@ -3084,6 +3176,12 @@
       <m:oMathPara>
         <m:oMathParaPr>
           <m:jc m:val="center"/>
+          <m:ctrlPr>
+            <w:rPr>
+              <w:sz w:val="28"/>
+              <w:szCs w:val="28"/>
+            </w:rPr>
+          </m:ctrlPr>
         </m:oMathParaPr>
         <m:oMath>
           <m:r>
@@ -3558,12 +3656,6 @@
         <w:pStyle w:val="BlockText"/>
       </w:pPr>
       <w:r>
-        <w:t xml:space="preserve">⚠️</w:t>
-      </w:r>
-      <w:r>
-        <w:t xml:space="preserve"> </w:t>
-      </w:r>
-      <w:r>
         <w:rPr>
           <w:rFonts w:hint="eastAsia" w:eastAsia="SimSun" w:ascii="Times New Roman" w:hAnsi="Times New Roman"/>
           <w:b/>
@@ -3639,6 +3731,14 @@
         <w:t xml:space="preserve"> </w:t>
       </w:r>
       <m:oMath>
+        <m:oMathPr>
+          <m:ctrlPr>
+            <w:rPr>
+              <w:sz w:val="28"/>
+              <w:szCs w:val="28"/>
+            </w:rPr>
+          </m:ctrlPr>
+        </m:oMathPr>
         <m:sSub>
           <m:e>
             <m:r>
@@ -3779,7 +3879,7 @@
           <w:p>
             <w:pPr>
               <w:pStyle w:val="Compact"/>
-              <w:jc w:val="left"/>
+              <w:jc w:val="center"/>
             </w:pPr>
             <w:r>
               <w:rPr>
@@ -3795,7 +3895,7 @@
           <w:p>
             <w:pPr>
               <w:pStyle w:val="Compact"/>
-              <w:jc w:val="left"/>
+              <w:jc w:val="center"/>
             </w:pPr>
             <w:r>
               <w:rPr>
@@ -3829,7 +3929,7 @@
           <w:p>
             <w:pPr>
               <w:pStyle w:val="Compact"/>
-              <w:jc w:val="left"/>
+              <w:jc w:val="center"/>
             </w:pPr>
             <m:oMath>
               <m:sSub>
@@ -3912,7 +4012,7 @@
           <w:p>
             <w:pPr>
               <w:pStyle w:val="Compact"/>
-              <w:jc w:val="left"/>
+              <w:jc w:val="center"/>
             </w:pPr>
             <m:oMath>
               <m:r>
@@ -4048,7 +4148,7 @@
           <w:p>
             <w:pPr>
               <w:pStyle w:val="Compact"/>
-              <w:jc w:val="left"/>
+              <w:jc w:val="center"/>
             </w:pPr>
             <m:oMath>
               <m:f>
@@ -4146,7 +4246,7 @@
           <w:p>
             <w:pPr>
               <w:pStyle w:val="Compact"/>
-              <w:jc w:val="left"/>
+              <w:jc w:val="center"/>
             </w:pPr>
             <m:oMath>
               <m:sSup>
@@ -4303,7 +4403,7 @@
           <w:p>
             <w:pPr>
               <w:pStyle w:val="Compact"/>
-              <w:jc w:val="left"/>
+              <w:jc w:val="center"/>
             </w:pPr>
             <m:oMath>
               <m:r>
@@ -4386,7 +4486,7 @@
           <w:p>
             <w:pPr>
               <w:pStyle w:val="Compact"/>
-              <w:jc w:val="left"/>
+              <w:jc w:val="center"/>
             </w:pPr>
             <m:oMath>
               <m:sSup>
@@ -4585,6 +4685,12 @@
       <m:oMathPara>
         <m:oMathParaPr>
           <m:jc m:val="center"/>
+          <m:ctrlPr>
+            <w:rPr>
+              <w:sz w:val="28"/>
+              <w:szCs w:val="28"/>
+            </w:rPr>
+          </m:ctrlPr>
         </m:oMathParaPr>
         <m:oMath>
           <m:sSup>
@@ -5103,6 +5209,14 @@
         <w:t xml:space="preserve"> </w:t>
       </w:r>
       <m:oMath>
+        <m:oMathPr>
+          <m:ctrlPr>
+            <w:rPr>
+              <w:sz w:val="28"/>
+              <w:szCs w:val="28"/>
+            </w:rPr>
+          </m:ctrlPr>
+        </m:oMathPr>
         <m:sSup>
           <m:e>
             <m:r>
@@ -5183,6 +5297,14 @@
         <w:t xml:space="preserve">，</w:t>
       </w:r>
       <m:oMath>
+        <m:oMathPr>
+          <m:ctrlPr>
+            <w:rPr>
+              <w:sz w:val="28"/>
+              <w:szCs w:val="28"/>
+            </w:rPr>
+          </m:ctrlPr>
+        </m:oMathPr>
         <m:sSup>
           <m:e>
             <m:r>
@@ -5345,6 +5467,14 @@
         <w:t xml:space="preserve"> </w:t>
       </w:r>
       <m:oMath>
+        <m:oMathPr>
+          <m:ctrlPr>
+            <w:rPr>
+              <w:sz w:val="28"/>
+              <w:szCs w:val="28"/>
+            </w:rPr>
+          </m:ctrlPr>
+        </m:oMathPr>
         <m:sSub>
           <m:e>
             <m:r>
@@ -5586,6 +5716,14 @@
         <w:t xml:space="preserve">一般不相等：</w:t>
       </w:r>
       <m:oMath>
+        <m:oMathPr>
+          <m:ctrlPr>
+            <w:rPr>
+              <w:sz w:val="28"/>
+              <w:szCs w:val="28"/>
+            </w:rPr>
+          </m:ctrlPr>
+        </m:oMathPr>
         <m:sSup>
           <m:e>
             <m:r>
@@ -5703,6 +5841,12 @@
       <m:oMathPara>
         <m:oMathParaPr>
           <m:jc m:val="center"/>
+          <m:ctrlPr>
+            <w:rPr>
+              <w:sz w:val="28"/>
+              <w:szCs w:val="28"/>
+            </w:rPr>
+          </m:ctrlPr>
         </m:oMathParaPr>
         <m:oMath>
           <m:r>
@@ -5827,6 +5971,12 @@
       <m:oMathPara>
         <m:oMathParaPr>
           <m:jc m:val="center"/>
+          <m:ctrlPr>
+            <w:rPr>
+              <w:sz w:val="28"/>
+              <w:szCs w:val="28"/>
+            </w:rPr>
+          </m:ctrlPr>
         </m:oMathParaPr>
         <m:oMath>
           <m:eqArr>
@@ -6189,6 +6339,14 @@
         <w:t xml:space="preserve">两式相加得：</w:t>
       </w:r>
       <m:oMath>
+        <m:oMathPr>
+          <m:ctrlPr>
+            <w:rPr>
+              <w:sz w:val="28"/>
+              <w:szCs w:val="28"/>
+            </w:rPr>
+          </m:ctrlPr>
+        </m:oMathPr>
         <m:r>
           <m:rPr>
             <m:sty m:val="p"/>
@@ -6376,6 +6534,14 @@
         <w:t xml:space="preserve">则：</w:t>
       </w:r>
       <m:oMath>
+        <m:oMathPr>
+          <m:ctrlPr>
+            <w:rPr>
+              <w:sz w:val="28"/>
+              <w:szCs w:val="28"/>
+            </w:rPr>
+          </m:ctrlPr>
+        </m:oMathPr>
         <m:sSubSup>
           <m:e>
             <m:r>
@@ -6446,12 +6612,6 @@
         <w:pStyle w:val="BlockText"/>
       </w:pPr>
       <w:r>
-        <w:t xml:space="preserve">💡</w:t>
-      </w:r>
-      <w:r>
-        <w:t xml:space="preserve"> </w:t>
-      </w:r>
-      <w:r>
         <w:rPr>
           <w:rFonts w:hint="eastAsia" w:eastAsia="SimSun" w:ascii="Times New Roman" w:hAnsi="Times New Roman"/>
           <w:b/>
@@ -6516,6 +6676,14 @@
         <w:t xml:space="preserve"> </w:t>
       </w:r>
       <m:oMath>
+        <m:oMathPr>
+          <m:ctrlPr>
+            <w:rPr>
+              <w:sz w:val="28"/>
+              <w:szCs w:val="28"/>
+            </w:rPr>
+          </m:ctrlPr>
+        </m:oMathPr>
         <m:r>
           <m:t>d</m:t>
         </m:r>
@@ -6614,6 +6782,12 @@
       <m:oMathPara>
         <m:oMathParaPr>
           <m:jc m:val="center"/>
+          <m:ctrlPr>
+            <w:rPr>
+              <w:sz w:val="28"/>
+              <w:szCs w:val="28"/>
+            </w:rPr>
+          </m:ctrlPr>
         </m:oMathParaPr>
         <m:oMath>
           <m:sSub>
@@ -6973,6 +7147,14 @@
         <w:t xml:space="preserve"> </w:t>
       </w:r>
       <m:oMath>
+        <m:oMathPr>
+          <m:ctrlPr>
+            <w:rPr>
+              <w:sz w:val="28"/>
+              <w:szCs w:val="28"/>
+            </w:rPr>
+          </m:ctrlPr>
+        </m:oMathPr>
         <m:r>
           <m:t>Q</m:t>
         </m:r>
@@ -7254,6 +7436,12 @@
       <m:oMathPara>
         <m:oMathParaPr>
           <m:jc m:val="center"/>
+          <m:ctrlPr>
+            <w:rPr>
+              <w:sz w:val="28"/>
+              <w:szCs w:val="28"/>
+            </w:rPr>
+          </m:ctrlPr>
         </m:oMathParaPr>
         <m:oMath>
           <m:sSub>
@@ -7551,7 +7739,7 @@
           <w:p>
             <w:pPr>
               <w:pStyle w:val="Compact"/>
-              <w:jc w:val="left"/>
+              <w:jc w:val="center"/>
             </w:pPr>
             <w:r>
               <w:rPr>
@@ -7648,7 +7836,7 @@
           <w:p>
             <w:pPr>
               <w:pStyle w:val="Compact"/>
-              <w:jc w:val="left"/>
+              <w:jc w:val="center"/>
             </w:pPr>
             <w:r>
               <w:rPr>
@@ -7746,7 +7934,7 @@
           <w:p>
             <w:pPr>
               <w:pStyle w:val="Compact"/>
-              <w:jc w:val="left"/>
+              <w:jc w:val="center"/>
             </w:pPr>
             <w:r>
               <w:rPr>
@@ -7842,7 +8030,7 @@
           <w:p>
             <w:pPr>
               <w:pStyle w:val="Compact"/>
-              <w:jc w:val="left"/>
+              <w:jc w:val="center"/>
             </w:pPr>
             <w:r>
               <w:rPr>
@@ -7860,12 +8048,6 @@
       <w:pPr>
         <w:pStyle w:val="BlockText"/>
       </w:pPr>
-      <w:r>
-        <w:t xml:space="preserve">⚠️</w:t>
-      </w:r>
-      <w:r>
-        <w:t xml:space="preserve"> </w:t>
-      </w:r>
       <w:r>
         <w:rPr>
           <w:rFonts w:hint="eastAsia" w:eastAsia="SimSun" w:ascii="Times New Roman" w:hAnsi="Times New Roman"/>
@@ -8167,7 +8349,7 @@
           <w:p>
             <w:pPr>
               <w:pStyle w:val="Compact"/>
-              <w:jc w:val="left"/>
+              <w:jc w:val="center"/>
             </w:pPr>
             <w:r>
               <w:rPr>
@@ -8183,7 +8365,7 @@
           <w:p>
             <w:pPr>
               <w:pStyle w:val="Compact"/>
-              <w:jc w:val="left"/>
+              <w:jc w:val="center"/>
             </w:pPr>
             <w:r>
               <w:rPr>
@@ -8199,7 +8381,7 @@
           <w:p>
             <w:pPr>
               <w:pStyle w:val="Compact"/>
-              <w:jc w:val="left"/>
+              <w:jc w:val="center"/>
             </w:pPr>
             <m:oMath>
               <m:r>
@@ -8229,7 +8411,7 @@
           <w:p>
             <w:pPr>
               <w:pStyle w:val="Compact"/>
-              <w:jc w:val="left"/>
+              <w:jc w:val="center"/>
             </w:pPr>
             <w:r>
               <w:rPr>
@@ -8244,7 +8426,7 @@
           <w:p>
             <w:pPr>
               <w:pStyle w:val="Compact"/>
-              <w:jc w:val="left"/>
+              <w:jc w:val="center"/>
             </w:pPr>
             <m:oMath>
               <m:sSub>
@@ -8393,7 +8575,7 @@
           <w:p>
             <w:pPr>
               <w:pStyle w:val="Compact"/>
-              <w:jc w:val="left"/>
+              <w:jc w:val="center"/>
             </w:pPr>
             <m:oMath>
               <m:r>
@@ -8619,7 +8801,7 @@
           <w:p>
             <w:pPr>
               <w:pStyle w:val="Compact"/>
-              <w:jc w:val="left"/>
+              <w:jc w:val="center"/>
             </w:pPr>
             <w:r>
               <w:rPr>
@@ -8634,7 +8816,7 @@
           <w:p>
             <w:pPr>
               <w:pStyle w:val="Compact"/>
-              <w:jc w:val="left"/>
+              <w:jc w:val="center"/>
             </w:pPr>
             <m:oMath>
               <m:r>
@@ -8765,7 +8947,7 @@
           <w:p>
             <w:pPr>
               <w:pStyle w:val="Compact"/>
-              <w:jc w:val="left"/>
+              <w:jc w:val="center"/>
             </w:pPr>
             <m:oMath>
               <m:r>
@@ -8910,7 +9092,7 @@
           <w:p>
             <w:pPr>
               <w:pStyle w:val="Compact"/>
-              <w:jc w:val="left"/>
+              <w:jc w:val="center"/>
             </w:pPr>
             <w:r>
               <w:rPr>
@@ -8925,7 +9107,7 @@
           <w:p>
             <w:pPr>
               <w:pStyle w:val="Compact"/>
-              <w:jc w:val="left"/>
+              <w:jc w:val="center"/>
             </w:pPr>
             <m:oMath>
               <m:r>
@@ -9080,7 +9262,7 @@
           <w:p>
             <w:pPr>
               <w:pStyle w:val="Compact"/>
-              <w:jc w:val="left"/>
+              <w:jc w:val="center"/>
             </w:pPr>
             <m:oMath>
               <m:r>
@@ -9157,7 +9339,7 @@
     </w:p>
     <w:bookmarkEnd w:id="22"/>
     <w:bookmarkEnd w:id="23"/>
-    <w:bookmarkStart w:id="29" w:name="四平衡移动原理"/>
+    <w:bookmarkStart w:id="35" w:name="四平衡移动原理"/>
     <w:p>
       <w:pPr>
         <w:pStyle w:val="Heading2"/>
@@ -9230,7 +9412,7 @@
           <w:p>
             <w:pPr>
               <w:pStyle w:val="Compact"/>
-              <w:jc w:val="left"/>
+              <w:jc w:val="center"/>
             </w:pPr>
             <w:r>
               <w:rPr>
@@ -9246,7 +9428,7 @@
           <w:p>
             <w:pPr>
               <w:pStyle w:val="Compact"/>
-              <w:jc w:val="left"/>
+              <w:jc w:val="center"/>
             </w:pPr>
             <w:r>
               <w:rPr>
@@ -9262,7 +9444,7 @@
           <w:p>
             <w:pPr>
               <w:pStyle w:val="Compact"/>
-              <w:jc w:val="left"/>
+              <w:jc w:val="center"/>
             </w:pPr>
             <w:r>
               <w:rPr>
@@ -9280,7 +9462,7 @@
           <w:p>
             <w:pPr>
               <w:pStyle w:val="Compact"/>
-              <w:jc w:val="left"/>
+              <w:jc w:val="center"/>
             </w:pPr>
             <w:r>
               <w:rPr>
@@ -9295,7 +9477,7 @@
           <w:p>
             <w:pPr>
               <w:pStyle w:val="Compact"/>
-              <w:jc w:val="left"/>
+              <w:jc w:val="center"/>
             </w:pPr>
             <w:r>
               <w:rPr>
@@ -9310,7 +9492,7 @@
           <w:p>
             <w:pPr>
               <w:pStyle w:val="Compact"/>
-              <w:jc w:val="left"/>
+              <w:jc w:val="center"/>
             </w:pPr>
             <m:oMath>
               <m:r>
@@ -9335,7 +9517,7 @@
           <w:p>
             <w:pPr>
               <w:pStyle w:val="Compact"/>
-              <w:jc w:val="left"/>
+              <w:jc w:val="center"/>
             </w:pPr>
             <w:r>
               <w:rPr>
@@ -9350,7 +9532,7 @@
           <w:p>
             <w:pPr>
               <w:pStyle w:val="Compact"/>
-              <w:jc w:val="left"/>
+              <w:jc w:val="center"/>
             </w:pPr>
             <w:r>
               <w:rPr>
@@ -9365,7 +9547,7 @@
           <w:p>
             <w:pPr>
               <w:pStyle w:val="Compact"/>
-              <w:jc w:val="left"/>
+              <w:jc w:val="center"/>
             </w:pPr>
             <m:oMath>
               <m:r>
@@ -9390,7 +9572,7 @@
           <w:p>
             <w:pPr>
               <w:pStyle w:val="Compact"/>
-              <w:jc w:val="left"/>
+              <w:jc w:val="center"/>
             </w:pPr>
             <w:r>
               <w:rPr>
@@ -9437,7 +9619,7 @@
           <w:p>
             <w:pPr>
               <w:pStyle w:val="Compact"/>
-              <w:jc w:val="left"/>
+              <w:jc w:val="center"/>
             </w:pPr>
             <w:r>
               <w:rPr>
@@ -9452,7 +9634,7 @@
           <w:p>
             <w:pPr>
               <w:pStyle w:val="Compact"/>
-              <w:jc w:val="left"/>
+              <w:jc w:val="center"/>
             </w:pPr>
             <m:oMath>
               <m:r>
@@ -9477,7 +9659,7 @@
           <w:p>
             <w:pPr>
               <w:pStyle w:val="Compact"/>
-              <w:jc w:val="left"/>
+              <w:jc w:val="center"/>
             </w:pPr>
             <w:r>
               <w:rPr>
@@ -9524,7 +9706,7 @@
           <w:p>
             <w:pPr>
               <w:pStyle w:val="Compact"/>
-              <w:jc w:val="left"/>
+              <w:jc w:val="center"/>
             </w:pPr>
             <w:r>
               <w:rPr>
@@ -9539,7 +9721,7 @@
           <w:p>
             <w:pPr>
               <w:pStyle w:val="Compact"/>
-              <w:jc w:val="left"/>
+              <w:jc w:val="center"/>
             </w:pPr>
             <m:oMath>
               <m:r>
@@ -9564,7 +9746,7 @@
           <w:p>
             <w:pPr>
               <w:pStyle w:val="Compact"/>
-              <w:jc w:val="left"/>
+              <w:jc w:val="center"/>
             </w:pPr>
             <w:r>
               <w:rPr>
@@ -9579,7 +9761,7 @@
           <w:p>
             <w:pPr>
               <w:pStyle w:val="Compact"/>
-              <w:jc w:val="left"/>
+              <w:jc w:val="center"/>
             </w:pPr>
             <w:r>
               <w:rPr>
@@ -9594,7 +9776,7 @@
           <w:p>
             <w:pPr>
               <w:pStyle w:val="Compact"/>
-              <w:jc w:val="left"/>
+              <w:jc w:val="center"/>
             </w:pPr>
             <m:oMath>
               <m:r>
@@ -9622,7 +9804,7 @@
           <w:p>
             <w:pPr>
               <w:pStyle w:val="Compact"/>
-              <w:jc w:val="left"/>
+              <w:jc w:val="center"/>
             </w:pPr>
             <w:r>
               <w:rPr>
@@ -9637,7 +9819,7 @@
           <w:p>
             <w:pPr>
               <w:pStyle w:val="Compact"/>
-              <w:jc w:val="left"/>
+              <w:jc w:val="center"/>
             </w:pPr>
             <w:r>
               <w:rPr>
@@ -9652,7 +9834,7 @@
           <w:p>
             <w:pPr>
               <w:pStyle w:val="Compact"/>
-              <w:jc w:val="left"/>
+              <w:jc w:val="center"/>
             </w:pPr>
             <m:oMath>
               <m:r>
@@ -9680,7 +9862,7 @@
           <w:p>
             <w:pPr>
               <w:pStyle w:val="Compact"/>
-              <w:jc w:val="left"/>
+              <w:jc w:val="center"/>
             </w:pPr>
             <w:r>
               <w:rPr>
@@ -9695,7 +9877,7 @@
           <w:p>
             <w:pPr>
               <w:pStyle w:val="Compact"/>
-              <w:jc w:val="left"/>
+              <w:jc w:val="center"/>
             </w:pPr>
             <w:r>
               <w:rPr>
@@ -9710,7 +9892,7 @@
           <w:p>
             <w:pPr>
               <w:pStyle w:val="Compact"/>
-              <w:jc w:val="left"/>
+              <w:jc w:val="center"/>
             </w:pPr>
             <w:r>
               <w:rPr>
@@ -9740,7 +9922,7 @@
       </w:tr>
     </w:tbl>
     <w:bookmarkEnd w:id="24"/>
-    <w:bookmarkStart w:id="28" w:name="q-k-定量分析与勒夏特列联动"/>
+    <w:bookmarkStart w:id="34" w:name="q-k-定量分析与勒夏特列联动"/>
     <w:p>
       <w:pPr>
         <w:pStyle w:val="Heading3"/>
@@ -9935,6 +10117,14 @@
         <w:t xml:space="preserve">：</w:t>
       </w:r>
       <m:oMath>
+        <m:oMathPr>
+          <m:ctrlPr>
+            <w:rPr>
+              <w:sz w:val="28"/>
+              <w:szCs w:val="28"/>
+            </w:rPr>
+          </m:ctrlPr>
+        </m:oMathPr>
         <m:r>
           <m:rPr>
             <m:sty m:val="p"/>
@@ -10146,6 +10336,14 @@
         <w:t xml:space="preserve"> </w:t>
       </w:r>
       <m:oMath>
+        <m:oMathPr>
+          <m:ctrlPr>
+            <w:rPr>
+              <w:sz w:val="28"/>
+              <w:szCs w:val="28"/>
+            </w:rPr>
+          </m:ctrlPr>
+        </m:oMathPr>
         <m:r>
           <m:t>c</m:t>
         </m:r>
@@ -10286,6 +10484,14 @@
         <w:t xml:space="preserve">，</w:t>
       </w:r>
       <m:oMath>
+        <m:oMathPr>
+          <m:ctrlPr>
+            <w:rPr>
+              <w:sz w:val="28"/>
+              <w:szCs w:val="28"/>
+            </w:rPr>
+          </m:ctrlPr>
+        </m:oMathPr>
         <m:r>
           <m:t>c</m:t>
         </m:r>
@@ -10435,6 +10641,14 @@
         <w:t xml:space="preserve"> </w:t>
       </w:r>
       <m:oMath>
+        <m:oMathPr>
+          <m:ctrlPr>
+            <w:rPr>
+              <w:sz w:val="28"/>
+              <w:szCs w:val="28"/>
+            </w:rPr>
+          </m:ctrlPr>
+        </m:oMathPr>
         <m:sSub>
           <m:e>
             <m:r>
@@ -10491,6 +10705,14 @@
         <w:t xml:space="preserve"> </w:t>
       </w:r>
       <m:oMath>
+        <m:oMathPr>
+          <m:ctrlPr>
+            <w:rPr>
+              <w:sz w:val="28"/>
+              <w:szCs w:val="28"/>
+            </w:rPr>
+          </m:ctrlPr>
+        </m:oMathPr>
         <m:r>
           <m:t>1</m:t>
         </m:r>
@@ -10567,6 +10789,14 @@
         <w:t xml:space="preserve"> </w:t>
       </w:r>
       <m:oMath>
+        <m:oMathPr>
+          <m:ctrlPr>
+            <w:rPr>
+              <w:sz w:val="28"/>
+              <w:szCs w:val="28"/>
+            </w:rPr>
+          </m:ctrlPr>
+        </m:oMathPr>
         <m:r>
           <m:t>c</m:t>
         </m:r>
@@ -10684,6 +10914,7 @@
           <w:p>
             <w:pPr>
               <w:pStyle w:val="Compact"/>
+              <w:jc w:val="center"/>
             </w:pPr>
           </w:p>
         </w:tc>
@@ -10816,7 +11047,7 @@
           <w:p>
             <w:pPr>
               <w:pStyle w:val="Compact"/>
-              <w:jc w:val="left"/>
+              <w:jc w:val="center"/>
             </w:pPr>
             <w:r>
               <w:rPr>
@@ -10893,7 +11124,7 @@
           <w:p>
             <w:pPr>
               <w:pStyle w:val="Compact"/>
-              <w:jc w:val="left"/>
+              <w:jc w:val="center"/>
             </w:pPr>
             <w:r>
               <w:rPr>
@@ -10990,7 +11221,7 @@
           <w:p>
             <w:pPr>
               <w:pStyle w:val="Compact"/>
-              <w:jc w:val="left"/>
+              <w:jc w:val="center"/>
             </w:pPr>
             <w:r>
               <w:rPr>
@@ -11101,6 +11332,12 @@
       <m:oMathPara>
         <m:oMathParaPr>
           <m:jc m:val="center"/>
+          <m:ctrlPr>
+            <w:rPr>
+              <w:sz w:val="28"/>
+              <w:szCs w:val="28"/>
+            </w:rPr>
+          </m:ctrlPr>
         </m:oMathParaPr>
         <m:oMath>
           <m:sSub>
@@ -11237,6 +11474,14 @@
         <w:t xml:space="preserve"> </w:t>
       </w:r>
       <m:oMath>
+        <m:oMathPr>
+          <m:ctrlPr>
+            <w:rPr>
+              <w:sz w:val="28"/>
+              <w:szCs w:val="28"/>
+            </w:rPr>
+          </m:ctrlPr>
+        </m:oMathPr>
         <m:r>
           <m:t>x</m:t>
         </m:r>
@@ -11260,6 +11505,14 @@
         <w:t xml:space="preserve"> </w:t>
       </w:r>
       <m:oMath>
+        <m:oMathPr>
+          <m:ctrlPr>
+            <w:rPr>
+              <w:sz w:val="28"/>
+              <w:szCs w:val="28"/>
+            </w:rPr>
+          </m:ctrlPr>
+        </m:oMathPr>
         <m:r>
           <m:t>α</m:t>
         </m:r>
@@ -11596,7 +11849,7 @@
           <w:p>
             <w:pPr>
               <w:pStyle w:val="Compact"/>
-              <w:jc w:val="left"/>
+              <w:jc w:val="center"/>
             </w:pPr>
             <w:r>
               <w:rPr>
@@ -11628,7 +11881,7 @@
           <w:p>
             <w:pPr>
               <w:pStyle w:val="Compact"/>
-              <w:jc w:val="left"/>
+              <w:jc w:val="center"/>
             </w:pPr>
             <w:r>
               <w:rPr>
@@ -11646,7 +11899,7 @@
           <w:p>
             <w:pPr>
               <w:pStyle w:val="Compact"/>
-              <w:jc w:val="left"/>
+              <w:jc w:val="center"/>
             </w:pPr>
             <w:r>
               <w:rPr>
@@ -11686,7 +11939,7 @@
           <w:p>
             <w:pPr>
               <w:pStyle w:val="Compact"/>
-              <w:jc w:val="left"/>
+              <w:jc w:val="center"/>
             </w:pPr>
             <w:r>
               <w:rPr>
@@ -11773,7 +12026,7 @@
           <w:p>
             <w:pPr>
               <w:pStyle w:val="Compact"/>
-              <w:jc w:val="left"/>
+              <w:jc w:val="center"/>
             </w:pPr>
             <w:r>
               <w:rPr>
@@ -11813,7 +12066,7 @@
           <w:p>
             <w:pPr>
               <w:pStyle w:val="Compact"/>
-              <w:jc w:val="left"/>
+              <w:jc w:val="center"/>
             </w:pPr>
             <w:r>
               <w:rPr>
@@ -11830,12 +12083,6 @@
         <w:pStyle w:val="BlockText"/>
       </w:pPr>
       <w:r>
-        <w:t xml:space="preserve">⚠️</w:t>
-      </w:r>
-      <w:r>
-        <w:t xml:space="preserve"> </w:t>
-      </w:r>
-      <w:r>
         <w:rPr>
           <w:rFonts w:hint="eastAsia" w:eastAsia="SimSun" w:ascii="Times New Roman" w:hAnsi="Times New Roman"/>
           <w:b/>
@@ -11865,7 +12112,7 @@
       </w:r>
     </w:p>
     <w:bookmarkEnd w:id="26"/>
-    <w:bookmarkStart w:id="27" w:name="温度的影响"/>
+    <w:bookmarkStart w:id="33" w:name="温度的影响"/>
     <w:p>
       <w:pPr>
         <w:pStyle w:val="Heading4"/>
@@ -11981,6 +12228,12 @@
       <m:oMathPara>
         <m:oMathParaPr>
           <m:jc m:val="center"/>
+          <m:ctrlPr>
+            <w:rPr>
+              <w:sz w:val="28"/>
+              <w:szCs w:val="28"/>
+            </w:rPr>
+          </m:ctrlPr>
         </m:oMathParaPr>
         <m:oMath>
           <m:r>
@@ -12170,6 +12423,471 @@
         </m:oMath>
       </m:oMathPara>
     </w:p>
+    <w:p>
+      <w:pPr>
+        <w:pStyle w:val="FirstParagraph"/>
+        <w:jc w:val="center"/>
+      </w:pPr>
+      <w:r>
+        <w:rPr>
+          <w:b w:val="0"/>
+          <w:i w:val="0"/>
+          <w:sz w:val="21"/>
+        </w:rPr>
+        <w:drawing>
+          <wp:inline>
+            <wp:extent cx="5041900" cy="5753100"/>
+            <wp:effectExtent b="0" l="0" r="0" t="0"/>
+            <wp:docPr descr="合成氨反应的 lgKp - T⁻¹ 图" title="" id="28" name="Picture"/>
+            <a:graphic>
+              <a:graphicData uri="http://schemas.openxmlformats.org/drawingml/2006/picture">
+                <pic:pic>
+                  <pic:nvPicPr>
+                    <pic:cNvPr descr="media/6-1-lgKp-T-NH3-synthesis.jpg" id="29" name="Picture"/>
+                    <pic:cNvPicPr>
+                      <a:picLocks noChangeArrowheads="1" noChangeAspect="1"/>
+                    </pic:cNvPicPr>
+                  </pic:nvPicPr>
+                  <pic:blipFill>
+                    <a:blip r:embed="rId27"/>
+                    <a:stretch>
+                      <a:fillRect/>
+                    </a:stretch>
+                  </pic:blipFill>
+                  <pic:spPr bwMode="auto">
+                    <a:xfrm>
+                      <a:off x="0" y="0"/>
+                      <a:ext cx="5041900" cy="5753100"/>
+                    </a:xfrm>
+                    <a:prstGeom prst="rect">
+                      <a:avLst/>
+                    </a:prstGeom>
+                    <a:noFill/>
+                    <a:ln w="9525">
+                      <a:noFill/>
+                      <a:headEnd/>
+                      <a:tailEnd/>
+                    </a:ln>
+                  </pic:spPr>
+                </pic:pic>
+              </a:graphicData>
+            </a:graphic>
+          </wp:inline>
+        </w:drawing>
+      </w:r>
+      <w:r>
+        <w:rPr>
+          <w:b w:val="0"/>
+          <w:i w:val="0"/>
+          <w:sz w:val="21"/>
+        </w:rPr>
+        <w:t xml:space="preserve"> </w:t>
+      </w:r>
+      <w:r>
+        <w:rPr>
+          <w:rFonts w:hint="eastAsia" w:eastAsia="FangSong" w:ascii="Times New Roman" w:hAnsi="Times New Roman"/>
+          <w:b w:val="0"/>
+          <w:i w:val="0"/>
+          <w:iCs/>
+          <w:sz w:val="21"/>
+        </w:rPr>
+        <w:t xml:space="preserve">图</w:t>
+      </w:r>
+      <w:r>
+        <w:rPr>
+          <w:b w:val="0"/>
+          <w:i w:val="0"/>
+          <w:iCs/>
+          <w:sz w:val="21"/>
+        </w:rPr>
+        <w:t xml:space="preserve"> </w:t>
+      </w:r>
+      <w:r>
+        <w:rPr>
+          <w:rFonts w:hint="eastAsia" w:eastAsia="FangSong" w:ascii="Times New Roman" w:hAnsi="Times New Roman"/>
+          <w:b w:val="0"/>
+          <w:i w:val="0"/>
+          <w:iCs/>
+          <w:sz w:val="21"/>
+        </w:rPr>
+        <w:t xml:space="preserve">合成氨反应</w:t>
+      </w:r>
+      <w:r>
+        <w:rPr>
+          <w:b w:val="0"/>
+          <w:i w:val="0"/>
+          <w:iCs/>
+          <w:sz w:val="21"/>
+        </w:rPr>
+        <w:t xml:space="preserve"> N₂(g)+3H₂(g)⇌2NH₃(g) </w:t>
+      </w:r>
+      <w:r>
+        <w:rPr>
+          <w:rFonts w:hint="eastAsia" w:eastAsia="FangSong" w:ascii="Times New Roman" w:hAnsi="Times New Roman"/>
+          <w:b w:val="0"/>
+          <w:i w:val="0"/>
+          <w:iCs/>
+          <w:sz w:val="21"/>
+        </w:rPr>
+        <w:t xml:space="preserve">的</w:t>
+      </w:r>
+      <w:r>
+        <w:rPr>
+          <w:b w:val="0"/>
+          <w:i w:val="0"/>
+          <w:iCs/>
+          <w:sz w:val="21"/>
+        </w:rPr>
+        <w:t xml:space="preserve"> lgKp </w:t>
+      </w:r>
+      <w:r>
+        <w:rPr>
+          <w:rFonts w:hint="eastAsia" w:eastAsia="FangSong" w:ascii="Times New Roman" w:hAnsi="Times New Roman"/>
+          <w:b w:val="0"/>
+          <w:i w:val="0"/>
+          <w:iCs/>
+          <w:sz w:val="21"/>
+        </w:rPr>
+        <w:t xml:space="preserve">对</w:t>
+      </w:r>
+      <w:r>
+        <w:rPr>
+          <w:b w:val="0"/>
+          <w:i w:val="0"/>
+          <w:iCs/>
+          <w:sz w:val="21"/>
+        </w:rPr>
+        <w:t xml:space="preserve"> T⁻¹ </w:t>
+      </w:r>
+      <w:r>
+        <w:rPr>
+          <w:rFonts w:hint="eastAsia" w:eastAsia="FangSong" w:ascii="Times New Roman" w:hAnsi="Times New Roman"/>
+          <w:b w:val="0"/>
+          <w:i w:val="0"/>
+          <w:iCs/>
+          <w:sz w:val="21"/>
+        </w:rPr>
+        <w:t xml:space="preserve">图——数据点呈良好的线性关系，斜率为</w:t>
+      </w:r>
+      <w:r>
+        <w:rPr>
+          <w:b w:val="0"/>
+          <w:i w:val="0"/>
+          <w:iCs/>
+          <w:sz w:val="21"/>
+        </w:rPr>
+        <w:t xml:space="preserve"> </w:t>
+      </w:r>
+      <w:r>
+        <w:rPr>
+          <w:rFonts w:hint="eastAsia" w:eastAsia="FangSong" w:ascii="Times New Roman" w:hAnsi="Times New Roman"/>
+          <w:b w:val="0"/>
+          <w:i w:val="0"/>
+          <w:iCs/>
+          <w:sz w:val="21"/>
+        </w:rPr>
+        <w:t xml:space="preserve">-ΔH/2.303R。该反应为放热反应（ΔH</w:t>
+      </w:r>
+      <w:r>
+        <w:rPr>
+          <w:b w:val="0"/>
+          <w:i w:val="0"/>
+          <w:iCs/>
+          <w:sz w:val="21"/>
+        </w:rPr>
+        <w:t xml:space="preserve"> &lt; </w:t>
+      </w:r>
+      <w:r>
+        <w:rPr>
+          <w:rFonts w:hint="eastAsia" w:eastAsia="FangSong" w:ascii="Times New Roman" w:hAnsi="Times New Roman"/>
+          <w:b w:val="0"/>
+          <w:i w:val="0"/>
+          <w:iCs/>
+          <w:sz w:val="21"/>
+        </w:rPr>
+        <w:t xml:space="preserve">0），升温使</w:t>
+      </w:r>
+      <w:r>
+        <w:rPr>
+          <w:b w:val="0"/>
+          <w:i w:val="0"/>
+          <w:iCs/>
+          <w:sz w:val="21"/>
+        </w:rPr>
+        <w:t xml:space="preserve"> K </w:t>
+      </w:r>
+      <w:r>
+        <w:rPr>
+          <w:rFonts w:hint="eastAsia" w:eastAsia="FangSong" w:ascii="Times New Roman" w:hAnsi="Times New Roman"/>
+          <w:b w:val="0"/>
+          <w:i w:val="0"/>
+          <w:iCs/>
+          <w:sz w:val="21"/>
+        </w:rPr>
+        <w:t xml:space="preserve">减小，与图中</w:t>
+      </w:r>
+      <w:r>
+        <w:rPr>
+          <w:b w:val="0"/>
+          <w:i w:val="0"/>
+          <w:iCs/>
+          <w:sz w:val="21"/>
+        </w:rPr>
+        <w:t xml:space="preserve"> lgKp </w:t>
+      </w:r>
+      <w:r>
+        <w:rPr>
+          <w:rFonts w:hint="eastAsia" w:eastAsia="FangSong" w:ascii="Times New Roman" w:hAnsi="Times New Roman"/>
+          <w:b w:val="0"/>
+          <w:i w:val="0"/>
+          <w:iCs/>
+          <w:sz w:val="21"/>
+        </w:rPr>
+        <w:t xml:space="preserve">随</w:t>
+      </w:r>
+      <w:r>
+        <w:rPr>
+          <w:b w:val="0"/>
+          <w:i w:val="0"/>
+          <w:iCs/>
+          <w:sz w:val="21"/>
+        </w:rPr>
+        <w:t xml:space="preserve"> T⁻¹ </w:t>
+      </w:r>
+      <w:r>
+        <w:rPr>
+          <w:rFonts w:hint="eastAsia" w:eastAsia="FangSong" w:ascii="Times New Roman" w:hAnsi="Times New Roman"/>
+          <w:b w:val="0"/>
+          <w:i w:val="0"/>
+          <w:iCs/>
+          <w:sz w:val="21"/>
+        </w:rPr>
+        <w:t xml:space="preserve">增大（即温度降低）而升高的趋势一致（普化原理第4版</w:t>
+      </w:r>
+      <w:r>
+        <w:rPr>
+          <w:b w:val="0"/>
+          <w:i w:val="0"/>
+          <w:iCs/>
+          <w:sz w:val="21"/>
+        </w:rPr>
+        <w:t xml:space="preserve"> </w:t>
+      </w:r>
+      <w:r>
+        <w:rPr>
+          <w:rFonts w:hint="eastAsia" w:eastAsia="FangSong" w:ascii="Times New Roman" w:hAnsi="Times New Roman"/>
+          <w:b w:val="0"/>
+          <w:i w:val="0"/>
+          <w:iCs/>
+          <w:sz w:val="21"/>
+        </w:rPr>
+        <w:t xml:space="preserve">图6.1）</w:t>
+      </w:r>
+    </w:p>
+    <w:p>
+      <w:pPr>
+        <w:pStyle w:val="BodyText"/>
+        <w:jc w:val="center"/>
+      </w:pPr>
+      <w:r>
+        <w:rPr>
+          <w:b w:val="0"/>
+          <w:i w:val="0"/>
+          <w:sz w:val="21"/>
+        </w:rPr>
+        <w:drawing>
+          <wp:inline>
+            <wp:extent cx="5334000" cy="4310616"/>
+            <wp:effectExtent b="0" l="0" r="0" t="0"/>
+            <wp:docPr descr="NaHCO₃ 分解反应的 lgKp - T⁻¹ 图" title="" id="31" name="Picture"/>
+            <a:graphic>
+              <a:graphicData uri="http://schemas.openxmlformats.org/drawingml/2006/picture">
+                <pic:pic>
+                  <pic:nvPicPr>
+                    <pic:cNvPr descr="media/6-2-lgKp-T-NaHCO3-decomposition.jpg" id="32" name="Picture"/>
+                    <pic:cNvPicPr>
+                      <a:picLocks noChangeArrowheads="1" noChangeAspect="1"/>
+                    </pic:cNvPicPr>
+                  </pic:nvPicPr>
+                  <pic:blipFill>
+                    <a:blip r:embed="rId30"/>
+                    <a:stretch>
+                      <a:fillRect/>
+                    </a:stretch>
+                  </pic:blipFill>
+                  <pic:spPr bwMode="auto">
+                    <a:xfrm>
+                      <a:off x="0" y="0"/>
+                      <a:ext cx="5334000" cy="4310616"/>
+                    </a:xfrm>
+                    <a:prstGeom prst="rect">
+                      <a:avLst/>
+                    </a:prstGeom>
+                    <a:noFill/>
+                    <a:ln w="9525">
+                      <a:noFill/>
+                      <a:headEnd/>
+                      <a:tailEnd/>
+                    </a:ln>
+                  </pic:spPr>
+                </pic:pic>
+              </a:graphicData>
+            </a:graphic>
+          </wp:inline>
+        </w:drawing>
+      </w:r>
+      <w:r>
+        <w:rPr>
+          <w:b w:val="0"/>
+          <w:i w:val="0"/>
+          <w:sz w:val="21"/>
+        </w:rPr>
+        <w:t xml:space="preserve"> </w:t>
+      </w:r>
+      <w:r>
+        <w:rPr>
+          <w:rFonts w:hint="eastAsia" w:eastAsia="FangSong" w:ascii="Times New Roman" w:hAnsi="Times New Roman"/>
+          <w:b w:val="0"/>
+          <w:i w:val="0"/>
+          <w:iCs/>
+          <w:sz w:val="21"/>
+        </w:rPr>
+        <w:t xml:space="preserve">图</w:t>
+      </w:r>
+      <w:r>
+        <w:rPr>
+          <w:b w:val="0"/>
+          <w:i w:val="0"/>
+          <w:iCs/>
+          <w:sz w:val="21"/>
+        </w:rPr>
+        <w:t xml:space="preserve"> </w:t>
+      </w:r>
+      <w:r>
+        <w:rPr>
+          <w:rFonts w:hint="eastAsia" w:eastAsia="FangSong" w:ascii="Times New Roman" w:hAnsi="Times New Roman"/>
+          <w:b w:val="0"/>
+          <w:i w:val="0"/>
+          <w:iCs/>
+          <w:sz w:val="21"/>
+        </w:rPr>
+        <w:t xml:space="preserve">碳酸氢钠分解</w:t>
+      </w:r>
+      <w:r>
+        <w:rPr>
+          <w:b w:val="0"/>
+          <w:i w:val="0"/>
+          <w:iCs/>
+          <w:sz w:val="21"/>
+        </w:rPr>
+        <w:t xml:space="preserve"> 2NaHCO₃(s)⇌Na₂CO₃(s)+CO₂(g)+H₂O(g) </w:t>
+      </w:r>
+      <w:r>
+        <w:rPr>
+          <w:rFonts w:hint="eastAsia" w:eastAsia="FangSong" w:ascii="Times New Roman" w:hAnsi="Times New Roman"/>
+          <w:b w:val="0"/>
+          <w:i w:val="0"/>
+          <w:iCs/>
+          <w:sz w:val="21"/>
+        </w:rPr>
+        <w:t xml:space="preserve">的</w:t>
+      </w:r>
+      <w:r>
+        <w:rPr>
+          <w:b w:val="0"/>
+          <w:i w:val="0"/>
+          <w:iCs/>
+          <w:sz w:val="21"/>
+        </w:rPr>
+        <w:t xml:space="preserve"> lgKp </w:t>
+      </w:r>
+      <w:r>
+        <w:rPr>
+          <w:rFonts w:hint="eastAsia" w:eastAsia="FangSong" w:ascii="Times New Roman" w:hAnsi="Times New Roman"/>
+          <w:b w:val="0"/>
+          <w:i w:val="0"/>
+          <w:iCs/>
+          <w:sz w:val="21"/>
+        </w:rPr>
+        <w:t xml:space="preserve">对</w:t>
+      </w:r>
+      <w:r>
+        <w:rPr>
+          <w:b w:val="0"/>
+          <w:i w:val="0"/>
+          <w:iCs/>
+          <w:sz w:val="21"/>
+        </w:rPr>
+        <w:t xml:space="preserve"> T⁻¹ </w:t>
+      </w:r>
+      <w:r>
+        <w:rPr>
+          <w:rFonts w:hint="eastAsia" w:eastAsia="FangSong" w:ascii="Times New Roman" w:hAnsi="Times New Roman"/>
+          <w:b w:val="0"/>
+          <w:i w:val="0"/>
+          <w:iCs/>
+          <w:sz w:val="21"/>
+        </w:rPr>
+        <w:t xml:space="preserve">图——该反应为吸热反应（ΔH</w:t>
+      </w:r>
+      <w:r>
+        <w:rPr>
+          <w:b w:val="0"/>
+          <w:i w:val="0"/>
+          <w:iCs/>
+          <w:sz w:val="21"/>
+        </w:rPr>
+        <w:t xml:space="preserve"> &gt; </w:t>
+      </w:r>
+      <w:r>
+        <w:rPr>
+          <w:rFonts w:hint="eastAsia" w:eastAsia="FangSong" w:ascii="Times New Roman" w:hAnsi="Times New Roman"/>
+          <w:b w:val="0"/>
+          <w:i w:val="0"/>
+          <w:iCs/>
+          <w:sz w:val="21"/>
+        </w:rPr>
+        <w:t xml:space="preserve">0），升温使</w:t>
+      </w:r>
+      <w:r>
+        <w:rPr>
+          <w:b w:val="0"/>
+          <w:i w:val="0"/>
+          <w:iCs/>
+          <w:sz w:val="21"/>
+        </w:rPr>
+        <w:t xml:space="preserve"> K </w:t>
+      </w:r>
+      <w:r>
+        <w:rPr>
+          <w:rFonts w:hint="eastAsia" w:eastAsia="FangSong" w:ascii="Times New Roman" w:hAnsi="Times New Roman"/>
+          <w:b w:val="0"/>
+          <w:i w:val="0"/>
+          <w:iCs/>
+          <w:sz w:val="21"/>
+        </w:rPr>
+        <w:t xml:space="preserve">增大，与合成氨的下降趋势相反（普化原理第4版</w:t>
+      </w:r>
+      <w:r>
+        <w:rPr>
+          <w:b w:val="0"/>
+          <w:i w:val="0"/>
+          <w:iCs/>
+          <w:sz w:val="21"/>
+        </w:rPr>
+        <w:t xml:space="preserve"> </w:t>
+      </w:r>
+      <w:r>
+        <w:rPr>
+          <w:rFonts w:hint="eastAsia" w:eastAsia="FangSong" w:ascii="Times New Roman" w:hAnsi="Times New Roman"/>
+          <w:b w:val="0"/>
+          <w:i w:val="0"/>
+          <w:iCs/>
+          <w:sz w:val="21"/>
+        </w:rPr>
+        <w:t xml:space="preserve">图6.2）</w:t>
+      </w:r>
+    </w:p>
     <w:tbl>
       <w:tblPr>
         <w:tblStyle w:val="Table"/>
@@ -12191,7 +12909,7 @@
           <w:p>
             <w:pPr>
               <w:pStyle w:val="Compact"/>
-              <w:jc w:val="left"/>
+              <w:jc w:val="center"/>
             </w:pPr>
             <w:r>
               <w:rPr>
@@ -12207,7 +12925,7 @@
           <w:p>
             <w:pPr>
               <w:pStyle w:val="Compact"/>
-              <w:jc w:val="left"/>
+              <w:jc w:val="center"/>
             </w:pPr>
             <w:r>
               <w:rPr>
@@ -12223,7 +12941,7 @@
           <w:p>
             <w:pPr>
               <w:pStyle w:val="Compact"/>
-              <w:jc w:val="left"/>
+              <w:jc w:val="center"/>
             </w:pPr>
             <w:r>
               <w:rPr>
@@ -12241,7 +12959,7 @@
           <w:p>
             <w:pPr>
               <w:pStyle w:val="Compact"/>
-              <w:jc w:val="left"/>
+              <w:jc w:val="center"/>
             </w:pPr>
             <w:r>
               <w:rPr>
@@ -12305,7 +13023,7 @@
           <w:p>
             <w:pPr>
               <w:pStyle w:val="Compact"/>
-              <w:jc w:val="left"/>
+              <w:jc w:val="center"/>
             </w:pPr>
             <m:oMath>
               <m:r>
@@ -12331,7 +13049,7 @@
           <w:p>
             <w:pPr>
               <w:pStyle w:val="Compact"/>
-              <w:jc w:val="left"/>
+              <w:jc w:val="center"/>
             </w:pPr>
             <m:oMath>
               <m:r>
@@ -12359,7 +13077,7 @@
           <w:p>
             <w:pPr>
               <w:pStyle w:val="Compact"/>
-              <w:jc w:val="left"/>
+              <w:jc w:val="center"/>
             </w:pPr>
             <w:r>
               <w:rPr>
@@ -12423,7 +13141,7 @@
           <w:p>
             <w:pPr>
               <w:pStyle w:val="Compact"/>
-              <w:jc w:val="left"/>
+              <w:jc w:val="center"/>
             </w:pPr>
             <m:oMath>
               <m:r>
@@ -12449,7 +13167,7 @@
           <w:p>
             <w:pPr>
               <w:pStyle w:val="Compact"/>
-              <w:jc w:val="left"/>
+              <w:jc w:val="center"/>
             </w:pPr>
             <m:oMath>
               <m:r>
@@ -12477,12 +13195,6 @@
         <w:pStyle w:val="BlockText"/>
       </w:pPr>
       <w:r>
-        <w:t xml:space="preserve">💡</w:t>
-      </w:r>
-      <w:r>
-        <w:t xml:space="preserve"> </w:t>
-      </w:r>
-      <w:r>
         <w:rPr>
           <w:rFonts w:hint="eastAsia" w:eastAsia="SimSun" w:ascii="Times New Roman" w:hAnsi="Times New Roman"/>
           <w:b/>
@@ -12518,10 +13230,10 @@
         </w:pict>
       </w:r>
     </w:p>
-    <w:bookmarkEnd w:id="27"/>
-    <w:bookmarkEnd w:id="28"/>
-    <w:bookmarkEnd w:id="29"/>
-    <w:bookmarkStart w:id="33" w:name="五平衡计算"/>
+    <w:bookmarkEnd w:id="33"/>
+    <w:bookmarkEnd w:id="34"/>
+    <w:bookmarkEnd w:id="35"/>
+    <w:bookmarkStart w:id="39" w:name="五平衡计算"/>
     <w:p>
       <w:pPr>
         <w:pStyle w:val="Heading2"/>
@@ -12533,7 +13245,7 @@
         <w:t xml:space="preserve">五、平衡计算</w:t>
       </w:r>
     </w:p>
-    <w:bookmarkStart w:id="30" w:name="平衡转化率"/>
+    <w:bookmarkStart w:id="36" w:name="平衡转化率"/>
     <w:p>
       <w:pPr>
         <w:pStyle w:val="Heading3"/>
@@ -12566,6 +13278,12 @@
       <m:oMathPara>
         <m:oMathParaPr>
           <m:jc m:val="center"/>
+          <m:ctrlPr>
+            <w:rPr>
+              <w:sz w:val="28"/>
+              <w:szCs w:val="28"/>
+            </w:rPr>
+          </m:ctrlPr>
         </m:oMathParaPr>
         <m:oMath>
           <m:r>
@@ -12636,6 +13354,12 @@
       <m:oMathPara>
         <m:oMathParaPr>
           <m:jc m:val="center"/>
+          <m:ctrlPr>
+            <w:rPr>
+              <w:sz w:val="28"/>
+              <w:szCs w:val="28"/>
+            </w:rPr>
+          </m:ctrlPr>
         </m:oMathParaPr>
         <m:oMath>
           <m:r>
@@ -12790,8 +13514,8 @@
         <w:t xml:space="preserve">有多个反应物时，不同反应物的转化率通常不同——对应关系需指明</w:t>
       </w:r>
     </w:p>
-    <w:bookmarkEnd w:id="30"/>
-    <w:bookmarkStart w:id="31" w:name="平衡产率"/>
+    <w:bookmarkEnd w:id="36"/>
+    <w:bookmarkStart w:id="37" w:name="平衡产率"/>
     <w:p>
       <w:pPr>
         <w:pStyle w:val="Heading3"/>
@@ -12813,6 +13537,12 @@
       <m:oMathPara>
         <m:oMathParaPr>
           <m:jc m:val="center"/>
+          <m:ctrlPr>
+            <w:rPr>
+              <w:sz w:val="28"/>
+              <w:szCs w:val="28"/>
+            </w:rPr>
+          </m:ctrlPr>
         </m:oMathParaPr>
         <m:oMath>
           <m:r>
@@ -12924,8 +13654,8 @@
         <w:t xml:space="preserve">（部分反应物转化为副产物）。</w:t>
       </w:r>
     </w:p>
-    <w:bookmarkEnd w:id="31"/>
-    <w:bookmarkStart w:id="32" w:name="分解压"/>
+    <w:bookmarkEnd w:id="37"/>
+    <w:bookmarkStart w:id="38" w:name="分解压"/>
     <w:p>
       <w:pPr>
         <w:pStyle w:val="Heading3"/>
@@ -13024,6 +13754,14 @@
         <w:t xml:space="preserve">）：</w:t>
       </w:r>
       <m:oMath>
+        <m:oMathPr>
+          <m:ctrlPr>
+            <w:rPr>
+              <w:sz w:val="28"/>
+              <w:szCs w:val="28"/>
+            </w:rPr>
+          </m:ctrlPr>
+        </m:oMathPr>
         <m:sSub>
           <m:e>
             <m:r>
@@ -13192,6 +13930,14 @@
         <w:t xml:space="preserve"> </w:t>
       </w:r>
       <m:oMath>
+        <m:oMathPr>
+          <m:ctrlPr>
+            <w:rPr>
+              <w:sz w:val="28"/>
+              <w:szCs w:val="28"/>
+            </w:rPr>
+          </m:ctrlPr>
+        </m:oMathPr>
         <m:sSub>
           <m:e>
             <m:r>
@@ -13271,12 +14017,6 @@
         <w:pStyle w:val="BlockText"/>
       </w:pPr>
       <w:r>
-        <w:t xml:space="preserve">⚠️</w:t>
-      </w:r>
-      <w:r>
-        <w:t xml:space="preserve"> </w:t>
-      </w:r>
-      <w:r>
         <w:rPr>
           <w:rFonts w:hint="eastAsia" w:eastAsia="SimSun" w:ascii="Times New Roman" w:hAnsi="Times New Roman"/>
           <w:b/>
@@ -13320,6 +14060,14 @@
         <w:t xml:space="preserve"> </w:t>
       </w:r>
       <m:oMath>
+        <m:oMathPr>
+          <m:ctrlPr>
+            <w:rPr>
+              <w:sz w:val="28"/>
+              <w:szCs w:val="28"/>
+            </w:rPr>
+          </m:ctrlPr>
+        </m:oMathPr>
         <m:f>
           <m:fPr>
             <m:type m:val="bar"/>
@@ -13535,6 +14283,14 @@
         <w:t xml:space="preserve">，</w:t>
       </w:r>
       <m:oMath>
+        <m:oMathPr>
+          <m:ctrlPr>
+            <w:rPr>
+              <w:sz w:val="28"/>
+              <w:szCs w:val="28"/>
+            </w:rPr>
+          </m:ctrlPr>
+        </m:oMathPr>
         <m:sSub>
           <m:e>
             <m:r>
@@ -13656,9 +14412,9 @@
         </w:pict>
       </w:r>
     </w:p>
-    <w:bookmarkEnd w:id="32"/>
-    <w:bookmarkEnd w:id="33"/>
-    <w:bookmarkStart w:id="38" w:name="六典型例题"/>
+    <w:bookmarkEnd w:id="38"/>
+    <w:bookmarkEnd w:id="39"/>
+    <w:bookmarkStart w:id="44" w:name="六典型例题"/>
     <w:p>
       <w:pPr>
         <w:pStyle w:val="Heading2"/>
@@ -13670,7 +14426,7 @@
         <w:t xml:space="preserve">六、典型例题</w:t>
       </w:r>
     </w:p>
-    <w:bookmarkStart w:id="34" w:name="例1-平衡常数与转化率的综合计算"/>
+    <w:bookmarkStart w:id="40" w:name="例1-平衡常数与转化率的综合计算"/>
     <w:p>
       <w:pPr>
         <w:pStyle w:val="Heading3"/>
@@ -13716,6 +14472,14 @@
         <w:t xml:space="preserve"> </w:t>
       </w:r>
       <m:oMath>
+        <m:oMathPr>
+          <m:ctrlPr>
+            <w:rPr>
+              <w:sz w:val="28"/>
+              <w:szCs w:val="28"/>
+            </w:rPr>
+          </m:ctrlPr>
+        </m:oMathPr>
         <m:r>
           <m:rPr>
             <m:sty m:val="p"/>
@@ -13977,6 +14741,14 @@
         <w:t xml:space="preserve"> </w:t>
       </w:r>
       <m:oMath>
+        <m:oMathPr>
+          <m:ctrlPr>
+            <w:rPr>
+              <w:sz w:val="28"/>
+              <w:szCs w:val="28"/>
+            </w:rPr>
+          </m:ctrlPr>
+        </m:oMathPr>
         <m:r>
           <m:t>0.02</m:t>
         </m:r>
@@ -14144,6 +14916,14 @@
         <w:t xml:space="preserve"> </w:t>
       </w:r>
       <m:oMath>
+        <m:oMathPr>
+          <m:ctrlPr>
+            <w:rPr>
+              <w:sz w:val="28"/>
+              <w:szCs w:val="28"/>
+            </w:rPr>
+          </m:ctrlPr>
+        </m:oMathPr>
         <m:r>
           <m:t>x</m:t>
         </m:r>
@@ -14228,6 +15008,7 @@
           <w:p>
             <w:pPr>
               <w:pStyle w:val="Compact"/>
+              <w:jc w:val="center"/>
             </w:pPr>
           </w:p>
         </w:tc>
@@ -14360,7 +15141,7 @@
           <w:p>
             <w:pPr>
               <w:pStyle w:val="Compact"/>
-              <w:jc w:val="left"/>
+              <w:jc w:val="center"/>
             </w:pPr>
             <w:r>
               <w:rPr>
@@ -14437,7 +15218,7 @@
           <w:p>
             <w:pPr>
               <w:pStyle w:val="Compact"/>
-              <w:jc w:val="left"/>
+              <w:jc w:val="center"/>
             </w:pPr>
             <w:r>
               <w:rPr>
@@ -14534,7 +15315,7 @@
           <w:p>
             <w:pPr>
               <w:pStyle w:val="Compact"/>
-              <w:jc w:val="left"/>
+              <w:jc w:val="center"/>
             </w:pPr>
             <w:r>
               <w:rPr>
@@ -14627,6 +15408,12 @@
       <m:oMathPara>
         <m:oMathParaPr>
           <m:jc m:val="center"/>
+          <m:ctrlPr>
+            <w:rPr>
+              <w:sz w:val="28"/>
+              <w:szCs w:val="28"/>
+            </w:rPr>
+          </m:ctrlPr>
         </m:oMathParaPr>
         <m:oMath>
           <m:sSub>
@@ -14720,6 +15507,12 @@
       <m:oMathPara>
         <m:oMathParaPr>
           <m:jc m:val="center"/>
+          <m:ctrlPr>
+            <w:rPr>
+              <w:sz w:val="28"/>
+              <w:szCs w:val="28"/>
+            </w:rPr>
+          </m:ctrlPr>
         </m:oMathParaPr>
         <m:oMath>
           <m:f>
@@ -14840,6 +15633,12 @@
       <m:oMathPara>
         <m:oMathParaPr>
           <m:jc m:val="center"/>
+          <m:ctrlPr>
+            <w:rPr>
+              <w:sz w:val="28"/>
+              <w:szCs w:val="28"/>
+            </w:rPr>
+          </m:ctrlPr>
         </m:oMathParaPr>
         <m:oMath>
           <m:sSub>
@@ -15045,8 +15844,8 @@
         </w:pict>
       </w:r>
     </w:p>
-    <w:bookmarkEnd w:id="34"/>
-    <w:bookmarkStart w:id="35" w:name="例2-温度对平衡常数的影响vant-hoff方程"/>
+    <w:bookmarkEnd w:id="40"/>
+    <w:bookmarkStart w:id="41" w:name="例2-温度对平衡常数的影响vant-hoff方程"/>
     <w:p>
       <w:pPr>
         <w:pStyle w:val="Heading3"/>
@@ -15101,6 +15900,14 @@
         <w:t xml:space="preserve"> </w:t>
       </w:r>
       <m:oMath>
+        <m:oMathPr>
+          <m:ctrlPr>
+            <w:rPr>
+              <w:sz w:val="28"/>
+              <w:szCs w:val="28"/>
+            </w:rPr>
+          </m:ctrlPr>
+        </m:oMathPr>
         <m:sSub>
           <m:e>
             <m:r>
@@ -15262,6 +16069,14 @@
         <w:t xml:space="preserve"> </w:t>
       </w:r>
       <m:oMath>
+        <m:oMathPr>
+          <m:ctrlPr>
+            <w:rPr>
+              <w:sz w:val="28"/>
+              <w:szCs w:val="28"/>
+            </w:rPr>
+          </m:ctrlPr>
+        </m:oMathPr>
         <m:sSubSup>
           <m:e>
             <m:r>
@@ -15323,6 +16138,14 @@
         <w:t xml:space="preserve">，</w:t>
       </w:r>
       <m:oMath>
+        <m:oMathPr>
+          <m:ctrlPr>
+            <w:rPr>
+              <w:sz w:val="28"/>
+              <w:szCs w:val="28"/>
+            </w:rPr>
+          </m:ctrlPr>
+        </m:oMathPr>
         <m:sSub>
           <m:e>
             <m:r>
@@ -15503,6 +16326,14 @@
         <w:t xml:space="preserve"> </w:t>
       </w:r>
       <m:oMath>
+        <m:oMathPr>
+          <m:ctrlPr>
+            <w:rPr>
+              <w:sz w:val="28"/>
+              <w:szCs w:val="28"/>
+            </w:rPr>
+          </m:ctrlPr>
+        </m:oMathPr>
         <m:r>
           <m:rPr>
             <m:sty m:val="p"/>
@@ -15717,6 +16548,12 @@
       <m:oMathPara>
         <m:oMathParaPr>
           <m:jc m:val="center"/>
+          <m:ctrlPr>
+            <w:rPr>
+              <w:sz w:val="28"/>
+              <w:szCs w:val="28"/>
+            </w:rPr>
+          </m:ctrlPr>
         </m:oMathParaPr>
         <m:oMath>
           <m:r>
@@ -15915,6 +16752,12 @@
       <m:oMathPara>
         <m:oMathParaPr>
           <m:jc m:val="center"/>
+          <m:ctrlPr>
+            <w:rPr>
+              <w:sz w:val="28"/>
+              <w:szCs w:val="28"/>
+            </w:rPr>
+          </m:ctrlPr>
         </m:oMathParaPr>
         <m:oMath>
           <m:r>
@@ -16086,6 +16929,12 @@
       <m:oMathPara>
         <m:oMathParaPr>
           <m:jc m:val="center"/>
+          <m:ctrlPr>
+            <w:rPr>
+              <w:sz w:val="28"/>
+              <w:szCs w:val="28"/>
+            </w:rPr>
+          </m:ctrlPr>
         </m:oMathParaPr>
         <m:oMath>
           <m:r>
@@ -16222,6 +17071,12 @@
       <m:oMathPara>
         <m:oMathParaPr>
           <m:jc m:val="center"/>
+          <m:ctrlPr>
+            <w:rPr>
+              <w:sz w:val="28"/>
+              <w:szCs w:val="28"/>
+            </w:rPr>
+          </m:ctrlPr>
         </m:oMathParaPr>
         <m:oMath>
           <m:r>
@@ -16305,6 +17160,12 @@
       <m:oMathPara>
         <m:oMathParaPr>
           <m:jc m:val="center"/>
+          <m:ctrlPr>
+            <w:rPr>
+              <w:sz w:val="28"/>
+              <w:szCs w:val="28"/>
+            </w:rPr>
+          </m:ctrlPr>
         </m:oMathParaPr>
         <m:oMath>
           <m:f>
@@ -16400,6 +17261,12 @@
       <m:oMathPara>
         <m:oMathParaPr>
           <m:jc m:val="center"/>
+          <m:ctrlPr>
+            <w:rPr>
+              <w:sz w:val="28"/>
+              <w:szCs w:val="28"/>
+            </w:rPr>
+          </m:ctrlPr>
         </m:oMathParaPr>
         <m:oMath>
           <m:sSubSup>
@@ -16531,6 +17398,14 @@
         <w:t xml:space="preserve"> </w:t>
       </w:r>
       <m:oMath>
+        <m:oMathPr>
+          <m:ctrlPr>
+            <w:rPr>
+              <w:sz w:val="28"/>
+              <w:szCs w:val="28"/>
+            </w:rPr>
+          </m:ctrlPr>
+        </m:oMathPr>
         <m:sSubSup>
           <m:e>
             <m:r>
@@ -16617,6 +17492,14 @@
         <w:t xml:space="preserve">：合成氨是强放热反应（</w:t>
       </w:r>
       <m:oMath>
+        <m:oMathPr>
+          <m:ctrlPr>
+            <w:rPr>
+              <w:sz w:val="28"/>
+              <w:szCs w:val="28"/>
+            </w:rPr>
+          </m:ctrlPr>
+        </m:oMathPr>
         <m:sSub>
           <m:e>
             <m:r>
@@ -16731,6 +17614,14 @@
         <w:t xml:space="preserve"> </w:t>
       </w:r>
       <m:oMath>
+        <m:oMathPr>
+          <m:ctrlPr>
+            <w:rPr>
+              <w:sz w:val="28"/>
+              <w:szCs w:val="28"/>
+            </w:rPr>
+          </m:ctrlPr>
+        </m:oMathPr>
         <m:r>
           <m:t>1.6</m:t>
         </m:r>
@@ -16772,6 +17663,14 @@
         <w:t xml:space="preserve"> </w:t>
       </w:r>
       <m:oMath>
+        <m:oMathPr>
+          <m:ctrlPr>
+            <w:rPr>
+              <w:sz w:val="28"/>
+              <w:szCs w:val="28"/>
+            </w:rPr>
+          </m:ctrlPr>
+        </m:oMathPr>
         <m:r>
           <m:t>1.36</m:t>
         </m:r>
@@ -16812,12 +17711,6 @@
         <w:pStyle w:val="BlockText"/>
       </w:pPr>
       <w:r>
-        <w:t xml:space="preserve">⚠️</w:t>
-      </w:r>
-      <w:r>
-        <w:t xml:space="preserve"> </w:t>
-      </w:r>
-      <w:r>
         <w:rPr>
           <w:rFonts w:hint="eastAsia" w:eastAsia="SimSun" w:ascii="Times New Roman" w:hAnsi="Times New Roman"/>
           <w:b/>
@@ -16832,6 +17725,14 @@
         <w:t xml:space="preserve">：</w:t>
       </w:r>
       <m:oMath>
+        <m:oMathPr>
+          <m:ctrlPr>
+            <w:rPr>
+              <w:sz w:val="28"/>
+              <w:szCs w:val="28"/>
+            </w:rPr>
+          </m:ctrlPr>
+        </m:oMathPr>
         <m:sSub>
           <m:e>
             <m:r>
@@ -16901,6 +17802,14 @@
         <w:t xml:space="preserve"> </w:t>
       </w:r>
       <m:oMath>
+        <m:oMathPr>
+          <m:ctrlPr>
+            <w:rPr>
+              <w:sz w:val="28"/>
+              <w:szCs w:val="28"/>
+            </w:rPr>
+          </m:ctrlPr>
+        </m:oMathPr>
         <m:sSub>
           <m:e>
             <m:r>
@@ -17062,6 +17971,12 @@
       <m:oMathPara>
         <m:oMathParaPr>
           <m:jc m:val="center"/>
+          <m:ctrlPr>
+            <w:rPr>
+              <w:sz w:val="28"/>
+              <w:szCs w:val="28"/>
+            </w:rPr>
+          </m:ctrlPr>
         </m:oMathParaPr>
         <m:oMath>
           <m:r>
@@ -17231,6 +18146,14 @@
         <w:t xml:space="preserve">对于放热反应（</w:t>
       </w:r>
       <m:oMath>
+        <m:oMathPr>
+          <m:ctrlPr>
+            <w:rPr>
+              <w:sz w:val="28"/>
+              <w:szCs w:val="28"/>
+            </w:rPr>
+          </m:ctrlPr>
+        </m:oMathPr>
         <m:sSub>
           <m:e>
             <m:r>
@@ -17327,6 +18250,14 @@
         <w:t xml:space="preserve"> </w:t>
       </w:r>
       <m:oMath>
+        <m:oMathPr>
+          <m:ctrlPr>
+            <w:rPr>
+              <w:sz w:val="28"/>
+              <w:szCs w:val="28"/>
+            </w:rPr>
+          </m:ctrlPr>
+        </m:oMathPr>
         <m:r>
           <m:rPr>
             <m:sty m:val="p"/>
@@ -17437,8 +18368,8 @@
         </w:pict>
       </w:r>
     </w:p>
-    <w:bookmarkEnd w:id="35"/>
-    <w:bookmarkStart w:id="36" w:name="例3-分解压与多重平衡计算"/>
+    <w:bookmarkEnd w:id="41"/>
+    <w:bookmarkStart w:id="42" w:name="例3-分解压与多重平衡计算"/>
     <w:p>
       <w:pPr>
         <w:pStyle w:val="Heading3"/>
@@ -17490,6 +18421,14 @@
         <w:t xml:space="preserve">时，</w:t>
       </w:r>
       <m:oMath>
+        <m:oMathPr>
+          <m:ctrlPr>
+            <w:rPr>
+              <w:sz w:val="28"/>
+              <w:szCs w:val="28"/>
+            </w:rPr>
+          </m:ctrlPr>
+        </m:oMathPr>
         <m:r>
           <m:rPr>
             <m:sty m:val="p"/>
@@ -17738,6 +18677,14 @@
         <w:t xml:space="preserve"> </w:t>
       </w:r>
       <m:oMath>
+        <m:oMathPr>
+          <m:ctrlPr>
+            <w:rPr>
+              <w:sz w:val="28"/>
+              <w:szCs w:val="28"/>
+            </w:rPr>
+          </m:ctrlPr>
+        </m:oMathPr>
         <m:sSubSup>
           <m:e>
             <m:r>
@@ -17775,6 +18722,14 @@
         <w:t xml:space="preserve"> </w:t>
       </w:r>
       <m:oMath>
+        <m:oMathPr>
+          <m:ctrlPr>
+            <w:rPr>
+              <w:sz w:val="28"/>
+              <w:szCs w:val="28"/>
+            </w:rPr>
+          </m:ctrlPr>
+        </m:oMathPr>
         <m:sSup>
           <m:e>
             <m:r>
@@ -17828,6 +18783,14 @@
         <w:t xml:space="preserve"> </w:t>
       </w:r>
       <m:oMath>
+        <m:oMathPr>
+          <m:ctrlPr>
+            <w:rPr>
+              <w:sz w:val="28"/>
+              <w:szCs w:val="28"/>
+            </w:rPr>
+          </m:ctrlPr>
+        </m:oMathPr>
         <m:r>
           <m:t>0.1</m:t>
         </m:r>
@@ -17932,6 +18895,14 @@
         <w:t xml:space="preserve"> </w:t>
       </w:r>
       <m:oMath>
+        <m:oMathPr>
+          <m:ctrlPr>
+            <w:rPr>
+              <w:sz w:val="28"/>
+              <w:szCs w:val="28"/>
+            </w:rPr>
+          </m:ctrlPr>
+        </m:oMathPr>
         <m:r>
           <m:t>0.2</m:t>
         </m:r>
@@ -18012,6 +18983,14 @@
         <w:t xml:space="preserve"> </w:t>
       </w:r>
       <m:oMath>
+        <m:oMathPr>
+          <m:ctrlPr>
+            <w:rPr>
+              <w:sz w:val="28"/>
+              <w:szCs w:val="28"/>
+            </w:rPr>
+          </m:ctrlPr>
+        </m:oMathPr>
         <m:r>
           <m:rPr>
             <m:sty m:val="p"/>
@@ -18068,6 +19047,14 @@
         <w:t xml:space="preserve"> </w:t>
       </w:r>
       <m:oMath>
+        <m:oMathPr>
+          <m:ctrlPr>
+            <w:rPr>
+              <w:sz w:val="28"/>
+              <w:szCs w:val="28"/>
+            </w:rPr>
+          </m:ctrlPr>
+        </m:oMathPr>
         <m:r>
           <m:rPr>
             <m:sty m:val="p"/>
@@ -18148,6 +19135,14 @@
         <w:t xml:space="preserve"> </w:t>
       </w:r>
       <m:oMath>
+        <m:oMathPr>
+          <m:ctrlPr>
+            <w:rPr>
+              <w:sz w:val="28"/>
+              <w:szCs w:val="28"/>
+            </w:rPr>
+          </m:ctrlPr>
+        </m:oMathPr>
         <m:r>
           <m:rPr>
             <m:sty m:val="p"/>
@@ -18235,6 +19230,14 @@
         <w:t xml:space="preserve">：先写出逆反应（</w:t>
       </w:r>
       <m:oMath>
+        <m:oMathPr>
+          <m:ctrlPr>
+            <w:rPr>
+              <w:sz w:val="28"/>
+              <w:szCs w:val="28"/>
+            </w:rPr>
+          </m:ctrlPr>
+        </m:oMathPr>
         <m:r>
           <m:rPr>
             <m:sty m:val="p"/>
@@ -18492,6 +19495,14 @@
         <w:t xml:space="preserve">正向反应：</w:t>
       </w:r>
       <m:oMath>
+        <m:oMathPr>
+          <m:ctrlPr>
+            <w:rPr>
+              <w:sz w:val="28"/>
+              <w:szCs w:val="28"/>
+            </w:rPr>
+          </m:ctrlPr>
+        </m:oMathPr>
         <m:r>
           <m:t>2</m:t>
         </m:r>
@@ -18731,6 +19742,14 @@
         <w:t xml:space="preserve">，</w:t>
       </w:r>
       <m:oMath>
+        <m:oMathPr>
+          <m:ctrlPr>
+            <w:rPr>
+              <w:sz w:val="28"/>
+              <w:szCs w:val="28"/>
+            </w:rPr>
+          </m:ctrlPr>
+        </m:oMathPr>
         <m:sSubSup>
           <m:e>
             <m:r>
@@ -18770,6 +19789,14 @@
         <w:t xml:space="preserve">逆反应（目标反应）：</w:t>
       </w:r>
       <m:oMath>
+        <m:oMathPr>
+          <m:ctrlPr>
+            <w:rPr>
+              <w:sz w:val="28"/>
+              <w:szCs w:val="28"/>
+            </w:rPr>
+          </m:ctrlPr>
+        </m:oMathPr>
         <m:r>
           <m:rPr>
             <m:sty m:val="p"/>
@@ -19010,6 +20037,12 @@
       <m:oMathPara>
         <m:oMathParaPr>
           <m:jc m:val="center"/>
+          <m:ctrlPr>
+            <w:rPr>
+              <w:sz w:val="28"/>
+              <w:szCs w:val="28"/>
+            </w:rPr>
+          </m:ctrlPr>
         </m:oMathParaPr>
         <m:oMath>
           <m:sSub>
@@ -19400,6 +20433,14 @@
         <w:t xml:space="preserve"> </w:t>
       </w:r>
       <m:oMath>
+        <m:oMathPr>
+          <m:ctrlPr>
+            <w:rPr>
+              <w:sz w:val="28"/>
+              <w:szCs w:val="28"/>
+            </w:rPr>
+          </m:ctrlPr>
+        </m:oMathPr>
         <m:r>
           <m:rPr>
             <m:sty m:val="p"/>
@@ -19507,6 +20548,12 @@
       <m:oMathPara>
         <m:oMathParaPr>
           <m:jc m:val="center"/>
+          <m:ctrlPr>
+            <w:rPr>
+              <w:sz w:val="28"/>
+              <w:szCs w:val="28"/>
+            </w:rPr>
+          </m:ctrlPr>
         </m:oMathParaPr>
         <m:oMath>
           <m:sSub>
@@ -19726,6 +20773,12 @@
       <m:oMathPara>
         <m:oMathParaPr>
           <m:jc m:val="center"/>
+          <m:ctrlPr>
+            <w:rPr>
+              <w:sz w:val="28"/>
+              <w:szCs w:val="28"/>
+            </w:rPr>
+          </m:ctrlPr>
         </m:oMathParaPr>
         <m:oMath>
           <m:sSub>
@@ -19846,6 +20899,12 @@
       <m:oMathPara>
         <m:oMathParaPr>
           <m:jc m:val="center"/>
+          <m:ctrlPr>
+            <w:rPr>
+              <w:sz w:val="28"/>
+              <w:szCs w:val="28"/>
+            </w:rPr>
+          </m:ctrlPr>
         </m:oMathParaPr>
         <m:oMath>
           <m:r>
@@ -19908,6 +20967,14 @@
         <w:t xml:space="preserve"> </w:t>
       </w:r>
       <m:oMath>
+        <m:oMathPr>
+          <m:ctrlPr>
+            <w:rPr>
+              <w:sz w:val="28"/>
+              <w:szCs w:val="28"/>
+            </w:rPr>
+          </m:ctrlPr>
+        </m:oMathPr>
         <m:r>
           <m:rPr>
             <m:sty m:val="p"/>
@@ -19984,6 +21051,14 @@
         <w:pStyle w:val="FirstParagraph"/>
       </w:pPr>
       <m:oMath>
+        <m:oMathPr>
+          <m:ctrlPr>
+            <w:rPr>
+              <w:sz w:val="28"/>
+              <w:szCs w:val="28"/>
+            </w:rPr>
+          </m:ctrlPr>
+        </m:oMathPr>
         <m:r>
           <m:t>0.1</m:t>
         </m:r>
@@ -20073,6 +21148,14 @@
         <w:t xml:space="preserve"> </w:t>
       </w:r>
       <m:oMath>
+        <m:oMathPr>
+          <m:ctrlPr>
+            <w:rPr>
+              <w:sz w:val="28"/>
+              <w:szCs w:val="28"/>
+            </w:rPr>
+          </m:ctrlPr>
+        </m:oMathPr>
         <m:r>
           <m:t>0.1</m:t>
         </m:r>
@@ -20138,6 +21221,14 @@
         <w:t xml:space="preserve"> </w:t>
       </w:r>
       <m:oMath>
+        <m:oMathPr>
+          <m:ctrlPr>
+            <w:rPr>
+              <w:sz w:val="28"/>
+              <w:szCs w:val="28"/>
+            </w:rPr>
+          </m:ctrlPr>
+        </m:oMathPr>
         <m:r>
           <m:t>0.1</m:t>
         </m:r>
@@ -20238,6 +21329,14 @@
         <w:t xml:space="preserve"> </w:t>
       </w:r>
       <m:oMath>
+        <m:oMathPr>
+          <m:ctrlPr>
+            <w:rPr>
+              <w:sz w:val="28"/>
+              <w:szCs w:val="28"/>
+            </w:rPr>
+          </m:ctrlPr>
+        </m:oMathPr>
         <m:r>
           <m:t>0.1</m:t>
         </m:r>
@@ -20350,6 +21449,12 @@
       <m:oMathPara>
         <m:oMathParaPr>
           <m:jc m:val="center"/>
+          <m:ctrlPr>
+            <w:rPr>
+              <w:sz w:val="28"/>
+              <w:szCs w:val="28"/>
+            </w:rPr>
+          </m:ctrlPr>
         </m:oMathParaPr>
         <m:oMath>
           <m:f>
@@ -20518,6 +21623,14 @@
         <w:t xml:space="preserve"> </w:t>
       </w:r>
       <m:oMath>
+        <m:oMathPr>
+          <m:ctrlPr>
+            <w:rPr>
+              <w:sz w:val="28"/>
+              <w:szCs w:val="28"/>
+            </w:rPr>
+          </m:ctrlPr>
+        </m:oMathPr>
         <m:r>
           <m:t>0.12</m:t>
         </m:r>
@@ -20597,6 +21710,14 @@
         <w:t xml:space="preserve"> </w:t>
       </w:r>
       <m:oMath>
+        <m:oMathPr>
+          <m:ctrlPr>
+            <w:rPr>
+              <w:sz w:val="28"/>
+              <w:szCs w:val="28"/>
+            </w:rPr>
+          </m:ctrlPr>
+        </m:oMathPr>
         <m:r>
           <m:rPr>
             <m:sty m:val="p"/>
@@ -20716,6 +21837,14 @@
         <w:t xml:space="preserve"> </w:t>
       </w:r>
       <m:oMath>
+        <m:oMathPr>
+          <m:ctrlPr>
+            <w:rPr>
+              <w:sz w:val="28"/>
+              <w:szCs w:val="28"/>
+            </w:rPr>
+          </m:ctrlPr>
+        </m:oMathPr>
         <m:r>
           <m:rPr>
             <m:sty m:val="p"/>
@@ -20776,8 +21905,8 @@
         </w:pict>
       </w:r>
     </w:p>
-    <w:bookmarkEnd w:id="36"/>
-    <w:bookmarkStart w:id="37" w:name="例4-恒容恒压充惰性气体的影响"/>
+    <w:bookmarkEnd w:id="42"/>
+    <w:bookmarkStart w:id="43" w:name="例4-恒容恒压充惰性气体的影响"/>
     <w:p>
       <w:pPr>
         <w:pStyle w:val="Heading3"/>
@@ -20823,6 +21952,14 @@
         <w:t xml:space="preserve"> </w:t>
       </w:r>
       <m:oMath>
+        <m:oMathPr>
+          <m:ctrlPr>
+            <w:rPr>
+              <w:sz w:val="28"/>
+              <w:szCs w:val="28"/>
+            </w:rPr>
+          </m:ctrlPr>
+        </m:oMathPr>
         <m:sSup>
           <m:e>
             <m:r>
@@ -20864,6 +22001,14 @@
         <w:t xml:space="preserve"> </w:t>
       </w:r>
       <m:oMath>
+        <m:oMathPr>
+          <m:ctrlPr>
+            <w:rPr>
+              <w:sz w:val="28"/>
+              <w:szCs w:val="28"/>
+            </w:rPr>
+          </m:ctrlPr>
+        </m:oMathPr>
         <m:r>
           <m:rPr>
             <m:sty m:val="p"/>
@@ -21316,6 +22461,14 @@
         <w:t xml:space="preserve">原平衡时：</w:t>
       </w:r>
       <m:oMath>
+        <m:oMathPr>
+          <m:ctrlPr>
+            <w:rPr>
+              <w:sz w:val="28"/>
+              <w:szCs w:val="28"/>
+            </w:rPr>
+          </m:ctrlPr>
+        </m:oMathPr>
         <m:r>
           <m:t>p</m:t>
         </m:r>
@@ -21414,6 +22567,14 @@
         <w:t xml:space="preserve">，</w:t>
       </w:r>
       <m:oMath>
+        <m:oMathPr>
+          <m:ctrlPr>
+            <w:rPr>
+              <w:sz w:val="28"/>
+              <w:szCs w:val="28"/>
+            </w:rPr>
+          </m:ctrlPr>
+        </m:oMathPr>
         <m:r>
           <m:t>p</m:t>
         </m:r>
@@ -21510,6 +22671,12 @@
       <m:oMathPara>
         <m:oMathParaPr>
           <m:jc m:val="center"/>
+          <m:ctrlPr>
+            <w:rPr>
+              <w:sz w:val="28"/>
+              <w:szCs w:val="28"/>
+            </w:rPr>
+          </m:ctrlPr>
         </m:oMathParaPr>
         <m:oMath>
           <m:sSup>
@@ -21815,6 +22982,12 @@
       <m:oMathPara>
         <m:oMathParaPr>
           <m:jc m:val="center"/>
+          <m:ctrlPr>
+            <w:rPr>
+              <w:sz w:val="28"/>
+              <w:szCs w:val="28"/>
+            </w:rPr>
+          </m:ctrlPr>
         </m:oMathParaPr>
         <m:oMath>
           <m:sSup>
@@ -21935,6 +23108,12 @@
       <m:oMathPara>
         <m:oMathParaPr>
           <m:jc m:val="center"/>
+          <m:ctrlPr>
+            <w:rPr>
+              <w:sz w:val="28"/>
+              <w:szCs w:val="28"/>
+            </w:rPr>
+          </m:ctrlPr>
         </m:oMathParaPr>
         <m:oMath>
           <m:f>
@@ -22007,6 +23186,12 @@
       <m:oMathPara>
         <m:oMathParaPr>
           <m:jc m:val="center"/>
+          <m:ctrlPr>
+            <w:rPr>
+              <w:sz w:val="28"/>
+              <w:szCs w:val="28"/>
+            </w:rPr>
+          </m:ctrlPr>
         </m:oMathParaPr>
         <m:oMath>
           <m:f>
@@ -22076,6 +23261,12 @@
       <m:oMathPara>
         <m:oMathParaPr>
           <m:jc m:val="center"/>
+          <m:ctrlPr>
+            <w:rPr>
+              <w:sz w:val="28"/>
+              <w:szCs w:val="28"/>
+            </w:rPr>
+          </m:ctrlPr>
         </m:oMathParaPr>
         <m:oMath>
           <m:r>
@@ -22148,6 +23339,12 @@
       <m:oMathPara>
         <m:oMathParaPr>
           <m:jc m:val="center"/>
+          <m:ctrlPr>
+            <w:rPr>
+              <w:sz w:val="28"/>
+              <w:szCs w:val="28"/>
+            </w:rPr>
+          </m:ctrlPr>
         </m:oMathParaPr>
         <m:oMath>
           <m:r>
@@ -22212,6 +23409,14 @@
         <w:t xml:space="preserve"> </w:t>
       </w:r>
       <m:oMath>
+        <m:oMathPr>
+          <m:ctrlPr>
+            <w:rPr>
+              <w:sz w:val="28"/>
+              <w:szCs w:val="28"/>
+            </w:rPr>
+          </m:ctrlPr>
+        </m:oMathPr>
         <m:r>
           <m:t>x</m:t>
         </m:r>
@@ -22406,6 +23611,14 @@
         <w:t xml:space="preserve">恒温恒容充惰性气体，各组分分压不变（</w:t>
       </w:r>
       <m:oMath>
+        <m:oMathPr>
+          <m:ctrlPr>
+            <w:rPr>
+              <w:sz w:val="28"/>
+              <w:szCs w:val="28"/>
+            </w:rPr>
+          </m:ctrlPr>
+        </m:oMathPr>
         <m:sSub>
           <m:e>
             <m:r>
@@ -22524,6 +23737,14 @@
         <w:t xml:space="preserve"> </w:t>
       </w:r>
       <m:oMath>
+        <m:oMathPr>
+          <m:ctrlPr>
+            <w:rPr>
+              <w:sz w:val="28"/>
+              <w:szCs w:val="28"/>
+            </w:rPr>
+          </m:ctrlPr>
+        </m:oMathPr>
         <m:sSup>
           <m:e>
             <m:r>
@@ -22556,6 +23777,14 @@
         <w:t xml:space="preserve"> </w:t>
       </w:r>
       <m:oMath>
+        <m:oMathPr>
+          <m:ctrlPr>
+            <w:rPr>
+              <w:sz w:val="28"/>
+              <w:szCs w:val="28"/>
+            </w:rPr>
+          </m:ctrlPr>
+        </m:oMathPr>
         <m:r>
           <m:t>x</m:t>
         </m:r>
@@ -22628,9 +23857,9 @@
         </w:pict>
       </w:r>
     </w:p>
-    <w:bookmarkEnd w:id="37"/>
-    <w:bookmarkEnd w:id="38"/>
-    <w:bookmarkStart w:id="42" w:name="七规律与方法"/>
+    <w:bookmarkEnd w:id="43"/>
+    <w:bookmarkEnd w:id="44"/>
+    <w:bookmarkStart w:id="48" w:name="七规律与方法"/>
     <w:p>
       <w:pPr>
         <w:pStyle w:val="Heading2"/>
@@ -22642,7 +23871,7 @@
         <w:t xml:space="preserve">七、规律与方法</w:t>
       </w:r>
     </w:p>
-    <w:bookmarkStart w:id="39" w:name="化学平衡解题决策树"/>
+    <w:bookmarkStart w:id="45" w:name="化学平衡解题决策树"/>
     <w:p>
       <w:pPr>
         <w:pStyle w:val="Heading3"/>
@@ -23130,8 +24359,8 @@
         <w:t xml:space="preserve">Hoff），判新平衡位置</w:t>
       </w:r>
     </w:p>
-    <w:bookmarkEnd w:id="39"/>
-    <w:bookmarkStart w:id="40" w:name="易错点与常见误区"/>
+    <w:bookmarkEnd w:id="45"/>
+    <w:bookmarkStart w:id="46" w:name="易错点与常见误区"/>
     <w:p>
       <w:pPr>
         <w:pStyle w:val="Heading3"/>
@@ -23166,7 +24395,7 @@
           <w:p>
             <w:pPr>
               <w:pStyle w:val="Compact"/>
-              <w:jc w:val="left"/>
+              <w:jc w:val="center"/>
             </w:pPr>
             <w:r>
               <w:rPr>
@@ -23182,7 +24411,7 @@
           <w:p>
             <w:pPr>
               <w:pStyle w:val="Compact"/>
-              <w:jc w:val="left"/>
+              <w:jc w:val="center"/>
             </w:pPr>
             <w:r>
               <w:rPr>
@@ -23200,7 +24429,7 @@
           <w:p>
             <w:pPr>
               <w:pStyle w:val="Compact"/>
-              <w:jc w:val="left"/>
+              <w:jc w:val="center"/>
             </w:pPr>
             <w:r>
               <w:rPr>
@@ -23215,7 +24444,7 @@
           <w:p>
             <w:pPr>
               <w:pStyle w:val="Compact"/>
-              <w:jc w:val="left"/>
+              <w:jc w:val="center"/>
             </w:pPr>
             <w:r>
               <w:rPr>
@@ -23249,7 +24478,7 @@
           <w:p>
             <w:pPr>
               <w:pStyle w:val="Compact"/>
-              <w:jc w:val="left"/>
+              <w:jc w:val="center"/>
             </w:pPr>
             <w:r>
               <w:rPr>
@@ -23322,7 +24551,7 @@
           <w:p>
             <w:pPr>
               <w:pStyle w:val="Compact"/>
-              <w:jc w:val="left"/>
+              <w:jc w:val="center"/>
             </w:pPr>
             <m:oMath>
               <m:sSub>
@@ -23442,7 +24671,7 @@
           <w:p>
             <w:pPr>
               <w:pStyle w:val="Compact"/>
-              <w:jc w:val="left"/>
+              <w:jc w:val="center"/>
             </w:pPr>
             <w:r>
               <w:rPr>
@@ -23457,7 +24686,7 @@
           <w:p>
             <w:pPr>
               <w:pStyle w:val="Compact"/>
-              <w:jc w:val="left"/>
+              <w:jc w:val="center"/>
             </w:pPr>
             <m:oMath>
               <m:r>
@@ -23502,7 +24731,7 @@
           <w:p>
             <w:pPr>
               <w:pStyle w:val="Compact"/>
-              <w:jc w:val="left"/>
+              <w:jc w:val="center"/>
             </w:pPr>
             <w:r>
               <w:rPr>
@@ -23540,7 +24769,7 @@
           <w:p>
             <w:pPr>
               <w:pStyle w:val="Compact"/>
-              <w:jc w:val="left"/>
+              <w:jc w:val="center"/>
             </w:pPr>
             <w:r>
               <w:rPr>
@@ -23580,7 +24809,7 @@
           <w:p>
             <w:pPr>
               <w:pStyle w:val="Compact"/>
-              <w:jc w:val="left"/>
+              <w:jc w:val="center"/>
             </w:pPr>
             <w:r>
               <w:rPr>
@@ -23595,7 +24824,7 @@
           <w:p>
             <w:pPr>
               <w:pStyle w:val="Compact"/>
-              <w:jc w:val="left"/>
+              <w:jc w:val="center"/>
             </w:pPr>
             <w:r>
               <w:rPr>
@@ -23629,7 +24858,7 @@
           <w:p>
             <w:pPr>
               <w:pStyle w:val="Compact"/>
-              <w:jc w:val="left"/>
+              <w:jc w:val="center"/>
             </w:pPr>
             <w:r>
               <w:rPr>
@@ -23667,7 +24896,7 @@
           <w:p>
             <w:pPr>
               <w:pStyle w:val="Compact"/>
-              <w:jc w:val="left"/>
+              <w:jc w:val="center"/>
             </w:pPr>
             <w:r>
               <w:rPr>
@@ -23769,8 +24998,8 @@
         </w:tc>
       </w:tr>
     </w:tbl>
-    <w:bookmarkEnd w:id="40"/>
-    <w:bookmarkStart w:id="41" w:name="ice-表实用技巧"/>
+    <w:bookmarkEnd w:id="46"/>
+    <w:bookmarkStart w:id="47" w:name="ice-表实用技巧"/>
     <w:p>
       <w:pPr>
         <w:pStyle w:val="Heading3"/>
@@ -23990,9 +25219,9 @@
         </w:pict>
       </w:r>
     </w:p>
-    <w:bookmarkEnd w:id="41"/>
-    <w:bookmarkEnd w:id="42"/>
-    <w:bookmarkStart w:id="45" w:name="八拓展与联系"/>
+    <w:bookmarkEnd w:id="47"/>
+    <w:bookmarkEnd w:id="48"/>
+    <w:bookmarkStart w:id="51" w:name="八拓展与联系"/>
     <w:p>
       <w:pPr>
         <w:pStyle w:val="Heading2"/>
@@ -24004,7 +25233,7 @@
         <w:t xml:space="preserve">八、拓展与联系</w:t>
       </w:r>
     </w:p>
-    <w:bookmarkStart w:id="43" w:name="与竞赛考点的联系"/>
+    <w:bookmarkStart w:id="49" w:name="与竞赛考点的联系"/>
     <w:p>
       <w:pPr>
         <w:pStyle w:val="Heading3"/>
@@ -24159,6 +25388,14 @@
         <w:t xml:space="preserve"> </w:t>
       </w:r>
       <m:oMath>
+        <m:oMathPr>
+          <m:ctrlPr>
+            <w:rPr>
+              <w:sz w:val="28"/>
+              <w:szCs w:val="28"/>
+            </w:rPr>
+          </m:ctrlPr>
+        </m:oMathPr>
         <m:r>
           <m:rPr>
             <m:sty m:val="p"/>
@@ -24215,8 +25452,8 @@
         <w:t xml:space="preserve">命题</w:t>
       </w:r>
     </w:p>
-    <w:bookmarkEnd w:id="43"/>
-    <w:bookmarkStart w:id="44" w:name="跨专题连接"/>
+    <w:bookmarkEnd w:id="49"/>
+    <w:bookmarkStart w:id="50" w:name="跨专题连接"/>
     <w:p>
       <w:pPr>
         <w:pStyle w:val="Heading3"/>
@@ -24481,9 +25718,9 @@
         </w:pict>
       </w:r>
     </w:p>
-    <w:bookmarkEnd w:id="44"/>
-    <w:bookmarkEnd w:id="45"/>
-    <w:bookmarkStart w:id="46" w:name="九本节总结速查"/>
+    <w:bookmarkEnd w:id="50"/>
+    <w:bookmarkEnd w:id="51"/>
+    <w:bookmarkStart w:id="52" w:name="九本节总结速查"/>
     <w:p>
       <w:pPr>
         <w:pStyle w:val="Heading2"/>
@@ -24516,7 +25753,7 @@
           <w:p>
             <w:pPr>
               <w:pStyle w:val="Compact"/>
-              <w:jc w:val="left"/>
+              <w:jc w:val="center"/>
             </w:pPr>
             <w:r>
               <w:rPr>
@@ -24532,7 +25769,7 @@
           <w:p>
             <w:pPr>
               <w:pStyle w:val="Compact"/>
-              <w:jc w:val="left"/>
+              <w:jc w:val="center"/>
             </w:pPr>
             <w:r>
               <w:rPr>
@@ -24548,7 +25785,7 @@
           <w:p>
             <w:pPr>
               <w:pStyle w:val="Compact"/>
-              <w:jc w:val="left"/>
+              <w:jc w:val="center"/>
             </w:pPr>
             <w:r>
               <w:rPr>
@@ -24566,7 +25803,7 @@
           <w:p>
             <w:pPr>
               <w:pStyle w:val="Compact"/>
-              <w:jc w:val="left"/>
+              <w:jc w:val="center"/>
             </w:pPr>
             <w:r>
               <w:rPr>
@@ -24581,7 +25818,7 @@
           <w:p>
             <w:pPr>
               <w:pStyle w:val="Compact"/>
-              <w:jc w:val="left"/>
+              <w:jc w:val="center"/>
             </w:pPr>
             <m:oMath>
               <m:sSub>
@@ -24663,7 +25900,7 @@
           <w:p>
             <w:pPr>
               <w:pStyle w:val="Compact"/>
-              <w:jc w:val="left"/>
+              <w:jc w:val="center"/>
             </w:pPr>
             <w:r>
               <w:rPr>
@@ -24680,7 +25917,7 @@
           <w:p>
             <w:pPr>
               <w:pStyle w:val="Compact"/>
-              <w:jc w:val="left"/>
+              <w:jc w:val="center"/>
             </w:pPr>
             <w:r>
               <w:rPr>
@@ -24715,7 +25952,7 @@
           <w:p>
             <w:pPr>
               <w:pStyle w:val="Compact"/>
-              <w:jc w:val="left"/>
+              <w:jc w:val="center"/>
             </w:pPr>
             <m:oMath>
               <m:sSub>
@@ -24818,7 +26055,7 @@
           <w:p>
             <w:pPr>
               <w:pStyle w:val="Compact"/>
-              <w:jc w:val="left"/>
+              <w:jc w:val="center"/>
             </w:pPr>
             <w:r>
               <w:rPr>
@@ -24835,7 +26072,7 @@
           <w:p>
             <w:pPr>
               <w:pStyle w:val="Compact"/>
-              <w:jc w:val="left"/>
+              <w:jc w:val="center"/>
             </w:pPr>
             <m:oMath>
               <m:sSub>
@@ -24890,7 +26127,7 @@
           <w:p>
             <w:pPr>
               <w:pStyle w:val="Compact"/>
-              <w:jc w:val="left"/>
+              <w:jc w:val="center"/>
             </w:pPr>
             <m:oMath>
               <m:sSub>
@@ -24964,7 +26201,7 @@
           <w:p>
             <w:pPr>
               <w:pStyle w:val="Compact"/>
-              <w:jc w:val="left"/>
+              <w:jc w:val="center"/>
             </w:pPr>
             <m:oMath>
               <m:r>
@@ -24992,7 +26229,7 @@
           <w:p>
             <w:pPr>
               <w:pStyle w:val="Compact"/>
-              <w:jc w:val="left"/>
+              <w:jc w:val="center"/>
             </w:pPr>
             <w:r>
               <w:rPr>
@@ -25027,7 +26264,7 @@
           <w:p>
             <w:pPr>
               <w:pStyle w:val="Compact"/>
-              <w:jc w:val="left"/>
+              <w:jc w:val="center"/>
             </w:pPr>
             <m:oMath>
               <m:sSup>
@@ -25122,7 +26359,7 @@
           <w:p>
             <w:pPr>
               <w:pStyle w:val="Compact"/>
-              <w:jc w:val="left"/>
+              <w:jc w:val="center"/>
             </w:pPr>
             <w:r>
               <w:rPr>
@@ -25177,7 +26414,7 @@
           <w:p>
             <w:pPr>
               <w:pStyle w:val="Compact"/>
-              <w:jc w:val="left"/>
+              <w:jc w:val="center"/>
             </w:pPr>
             <w:r>
               <w:rPr>
@@ -25192,7 +26429,7 @@
           <w:p>
             <w:pPr>
               <w:pStyle w:val="Compact"/>
-              <w:jc w:val="left"/>
+              <w:jc w:val="center"/>
             </w:pPr>
             <m:oMath>
               <m:sSub>
@@ -25278,7 +26515,7 @@
           <w:p>
             <w:pPr>
               <w:pStyle w:val="Compact"/>
-              <w:jc w:val="left"/>
+              <w:jc w:val="center"/>
             </w:pPr>
             <m:oMath>
               <m:r>
@@ -25341,7 +26578,7 @@
           <w:p>
             <w:pPr>
               <w:pStyle w:val="Compact"/>
-              <w:jc w:val="left"/>
+              <w:jc w:val="center"/>
             </w:pPr>
             <w:r>
               <w:rPr>
@@ -25362,7 +26599,7 @@
           <w:p>
             <w:pPr>
               <w:pStyle w:val="Compact"/>
-              <w:jc w:val="left"/>
+              <w:jc w:val="center"/>
             </w:pPr>
             <m:oMath>
               <m:r>
@@ -25541,7 +26778,7 @@
           <w:p>
             <w:pPr>
               <w:pStyle w:val="Compact"/>
-              <w:jc w:val="left"/>
+              <w:jc w:val="center"/>
             </w:pPr>
             <m:oMath>
               <m:r>
@@ -25621,7 +26858,7 @@
           <w:p>
             <w:pPr>
               <w:pStyle w:val="Compact"/>
-              <w:jc w:val="left"/>
+              <w:jc w:val="center"/>
             </w:pPr>
             <w:r>
               <w:rPr>
@@ -25636,7 +26873,7 @@
           <w:p>
             <w:pPr>
               <w:pStyle w:val="Compact"/>
-              <w:jc w:val="left"/>
+              <w:jc w:val="center"/>
             </w:pPr>
             <m:oMath>
               <m:sSub>
@@ -25705,7 +26942,7 @@
           <w:p>
             <w:pPr>
               <w:pStyle w:val="Compact"/>
-              <w:jc w:val="left"/>
+              <w:jc w:val="center"/>
             </w:pPr>
             <w:r>
               <w:rPr>
@@ -25722,7 +26959,7 @@
           <w:p>
             <w:pPr>
               <w:pStyle w:val="Compact"/>
-              <w:jc w:val="left"/>
+              <w:jc w:val="center"/>
             </w:pPr>
             <w:r>
               <w:rPr>
@@ -25737,7 +26974,7 @@
           <w:p>
             <w:pPr>
               <w:pStyle w:val="Compact"/>
-              <w:jc w:val="left"/>
+              <w:jc w:val="center"/>
             </w:pPr>
             <w:r>
               <w:rPr>
@@ -25752,7 +26989,7 @@
           <w:p>
             <w:pPr>
               <w:pStyle w:val="Compact"/>
-              <w:jc w:val="left"/>
+              <w:jc w:val="center"/>
             </w:pPr>
             <w:r>
               <w:rPr>
@@ -25769,7 +27006,7 @@
           <w:p>
             <w:pPr>
               <w:pStyle w:val="Compact"/>
-              <w:jc w:val="left"/>
+              <w:jc w:val="center"/>
             </w:pPr>
             <w:r>
               <w:rPr>
@@ -25795,7 +27032,7 @@
           <w:p>
             <w:pPr>
               <w:pStyle w:val="Compact"/>
-              <w:jc w:val="left"/>
+              <w:jc w:val="center"/>
             </w:pPr>
             <m:oMath>
               <m:r>
@@ -25835,7 +27072,7 @@
           <w:p>
             <w:pPr>
               <w:pStyle w:val="Compact"/>
-              <w:jc w:val="left"/>
+              <w:jc w:val="center"/>
             </w:pPr>
             <w:r>
               <w:rPr>
@@ -25852,7 +27089,7 @@
           <w:p>
             <w:pPr>
               <w:pStyle w:val="Compact"/>
-              <w:jc w:val="left"/>
+              <w:jc w:val="center"/>
             </w:pPr>
             <w:r>
               <w:rPr>
@@ -25867,7 +27104,7 @@
           <w:p>
             <w:pPr>
               <w:pStyle w:val="Compact"/>
-              <w:jc w:val="left"/>
+              <w:jc w:val="center"/>
             </w:pPr>
             <w:r>
               <w:rPr>
@@ -25882,7 +27119,7 @@
           <w:p>
             <w:pPr>
               <w:pStyle w:val="Compact"/>
-              <w:jc w:val="left"/>
+              <w:jc w:val="center"/>
             </w:pPr>
             <w:r>
               <w:rPr>
@@ -25921,8 +27158,8 @@
         </w:pict>
       </w:r>
     </w:p>
-    <w:bookmarkEnd w:id="46"/>
-    <w:bookmarkStart w:id="50" w:name="十练习题"/>
+    <w:bookmarkEnd w:id="52"/>
+    <w:bookmarkStart w:id="56" w:name="十练习题"/>
     <w:p>
       <w:pPr>
         <w:pStyle w:val="Heading2"/>
@@ -25934,7 +27171,7 @@
         <w:t xml:space="preserve">十、练习题</w:t>
       </w:r>
     </w:p>
-    <w:bookmarkStart w:id="47" w:name="基础巩固"/>
+    <w:bookmarkStart w:id="53" w:name="基础巩固"/>
     <w:p>
       <w:pPr>
         <w:pStyle w:val="Heading3"/>
@@ -26018,6 +27255,14 @@
         </w:numPr>
       </w:pPr>
       <m:oMath>
+        <m:oMathPr>
+          <m:ctrlPr>
+            <w:rPr>
+              <w:sz w:val="28"/>
+              <w:szCs w:val="28"/>
+            </w:rPr>
+          </m:ctrlPr>
+        </m:oMathPr>
         <m:r>
           <m:rPr>
             <m:sty m:val="p"/>
@@ -26173,6 +27418,14 @@
         </w:numPr>
       </w:pPr>
       <m:oMath>
+        <m:oMathPr>
+          <m:ctrlPr>
+            <w:rPr>
+              <w:sz w:val="28"/>
+              <w:szCs w:val="28"/>
+            </w:rPr>
+          </m:ctrlPr>
+        </m:oMathPr>
         <m:r>
           <m:rPr>
             <m:sty m:val="p"/>
@@ -26328,6 +27581,14 @@
         </w:numPr>
       </w:pPr>
       <m:oMath>
+        <m:oMathPr>
+          <m:ctrlPr>
+            <w:rPr>
+              <w:sz w:val="28"/>
+              <w:szCs w:val="28"/>
+            </w:rPr>
+          </m:ctrlPr>
+        </m:oMathPr>
         <m:r>
           <m:rPr>
             <m:sty m:val="p"/>
@@ -26662,6 +27923,14 @@
         <w:t xml:space="preserve">某温度下，</w:t>
       </w:r>
       <m:oMath>
+        <m:oMathPr>
+          <m:ctrlPr>
+            <w:rPr>
+              <w:sz w:val="28"/>
+              <w:szCs w:val="28"/>
+            </w:rPr>
+          </m:ctrlPr>
+        </m:oMathPr>
         <m:sSub>
           <m:e>
             <m:r>
@@ -26784,6 +28053,14 @@
         <w:t xml:space="preserve"> </w:t>
       </w:r>
       <m:oMath>
+        <m:oMathPr>
+          <m:ctrlPr>
+            <w:rPr>
+              <w:sz w:val="28"/>
+              <w:szCs w:val="28"/>
+            </w:rPr>
+          </m:ctrlPr>
+        </m:oMathPr>
         <m:sSub>
           <m:e>
             <m:r>
@@ -27051,8 +28328,8 @@
         <w:t xml:space="preserve">升温总是使平衡向正反应方向移动。</w:t>
       </w:r>
     </w:p>
-    <w:bookmarkEnd w:id="47"/>
-    <w:bookmarkStart w:id="48" w:name="提高训练"/>
+    <w:bookmarkEnd w:id="53"/>
+    <w:bookmarkStart w:id="54" w:name="提高训练"/>
     <w:p>
       <w:pPr>
         <w:pStyle w:val="Heading3"/>
@@ -27085,6 +28362,14 @@
         <w:t xml:space="preserve"> </w:t>
       </w:r>
       <m:oMath>
+        <m:oMathPr>
+          <m:ctrlPr>
+            <w:rPr>
+              <w:sz w:val="28"/>
+              <w:szCs w:val="28"/>
+            </w:rPr>
+          </m:ctrlPr>
+        </m:oMathPr>
         <m:r>
           <m:rPr>
             <m:sty m:val="p"/>
@@ -27243,6 +28528,14 @@
         <w:t xml:space="preserve"> </w:t>
       </w:r>
       <m:oMath>
+        <m:oMathPr>
+          <m:ctrlPr>
+            <w:rPr>
+              <w:sz w:val="28"/>
+              <w:szCs w:val="28"/>
+            </w:rPr>
+          </m:ctrlPr>
+        </m:oMathPr>
         <m:sSubSup>
           <m:e>
             <m:r>
@@ -27411,6 +28704,14 @@
         <w:t xml:space="preserve">，</w:t>
       </w:r>
       <m:oMath>
+        <m:oMathPr>
+          <m:ctrlPr>
+            <w:rPr>
+              <w:sz w:val="28"/>
+              <w:szCs w:val="28"/>
+            </w:rPr>
+          </m:ctrlPr>
+        </m:oMathPr>
         <m:sSubSup>
           <m:e>
             <m:r>
@@ -27614,6 +28915,14 @@
         <w:t xml:space="preserve"> </w:t>
       </w:r>
       <m:oMath>
+        <m:oMathPr>
+          <m:ctrlPr>
+            <w:rPr>
+              <w:sz w:val="28"/>
+              <w:szCs w:val="28"/>
+            </w:rPr>
+          </m:ctrlPr>
+        </m:oMathPr>
         <m:r>
           <m:rPr>
             <m:sty m:val="p"/>
@@ -27736,6 +29045,14 @@
         <w:t xml:space="preserve"> </w:t>
       </w:r>
       <m:oMath>
+        <m:oMathPr>
+          <m:ctrlPr>
+            <w:rPr>
+              <w:sz w:val="28"/>
+              <w:szCs w:val="28"/>
+            </w:rPr>
+          </m:ctrlPr>
+        </m:oMathPr>
         <m:r>
           <m:rPr>
             <m:sty m:val="p"/>
@@ -27918,6 +29235,14 @@
         <w:t xml:space="preserve"> </w:t>
       </w:r>
       <m:oMath>
+        <m:oMathPr>
+          <m:ctrlPr>
+            <w:rPr>
+              <w:sz w:val="28"/>
+              <w:szCs w:val="28"/>
+            </w:rPr>
+          </m:ctrlPr>
+        </m:oMathPr>
         <m:sSub>
           <m:e>
             <m:r>
@@ -28182,8 +29507,8 @@
         <w:t xml:space="preserve">。</w:t>
       </w:r>
     </w:p>
-    <w:bookmarkEnd w:id="48"/>
-    <w:bookmarkStart w:id="49" w:name="挑战"/>
+    <w:bookmarkEnd w:id="54"/>
+    <w:bookmarkStart w:id="55" w:name="挑战"/>
     <w:p>
       <w:pPr>
         <w:pStyle w:val="Heading3"/>
@@ -28216,6 +29541,14 @@
         <w:t xml:space="preserve">时，</w:t>
       </w:r>
       <m:oMath>
+        <m:oMathPr>
+          <m:ctrlPr>
+            <w:rPr>
+              <w:sz w:val="28"/>
+              <w:szCs w:val="28"/>
+            </w:rPr>
+          </m:ctrlPr>
+        </m:oMathPr>
         <m:r>
           <m:rPr>
             <m:sty m:val="p"/>
@@ -28356,6 +29689,14 @@
         <w:t xml:space="preserve"> </w:t>
       </w:r>
       <m:oMath>
+        <m:oMathPr>
+          <m:ctrlPr>
+            <w:rPr>
+              <w:sz w:val="28"/>
+              <w:szCs w:val="28"/>
+            </w:rPr>
+          </m:ctrlPr>
+        </m:oMathPr>
         <m:r>
           <m:t>44.3</m:t>
         </m:r>
@@ -28583,6 +29924,14 @@
         <w:t xml:space="preserve"> </w:t>
       </w:r>
       <m:oMath>
+        <m:oMathPr>
+          <m:ctrlPr>
+            <w:rPr>
+              <w:sz w:val="28"/>
+              <w:szCs w:val="28"/>
+            </w:rPr>
+          </m:ctrlPr>
+        </m:oMathPr>
         <m:sSub>
           <m:e>
             <m:r>
@@ -28951,6 +30300,14 @@
         <w:t xml:space="preserve"> </w:t>
       </w:r>
       <m:oMath>
+        <m:oMathPr>
+          <m:ctrlPr>
+            <w:rPr>
+              <w:sz w:val="28"/>
+              <w:szCs w:val="28"/>
+            </w:rPr>
+          </m:ctrlPr>
+        </m:oMathPr>
         <m:r>
           <m:rPr>
             <m:sty m:val="p"/>
@@ -29007,6 +30364,14 @@
         <w:t xml:space="preserve">，</w:t>
       </w:r>
       <m:oMath>
+        <m:oMathPr>
+          <m:ctrlPr>
+            <w:rPr>
+              <w:sz w:val="28"/>
+              <w:szCs w:val="28"/>
+            </w:rPr>
+          </m:ctrlPr>
+        </m:oMathPr>
         <m:sSub>
           <m:e>
             <m:r>
@@ -29102,6 +30467,14 @@
         <w:t xml:space="preserve"> </w:t>
       </w:r>
       <m:oMath>
+        <m:oMathPr>
+          <m:ctrlPr>
+            <w:rPr>
+              <w:sz w:val="28"/>
+              <w:szCs w:val="28"/>
+            </w:rPr>
+          </m:ctrlPr>
+        </m:oMathPr>
         <m:r>
           <m:t>x</m:t>
         </m:r>
@@ -29122,6 +30495,14 @@
         <w:t xml:space="preserve">，</w:t>
       </w:r>
       <m:oMath>
+        <m:oMathPr>
+          <m:ctrlPr>
+            <w:rPr>
+              <w:sz w:val="28"/>
+              <w:szCs w:val="28"/>
+            </w:rPr>
+          </m:ctrlPr>
+        </m:oMathPr>
         <m:r>
           <m:rPr>
             <m:sty m:val="p"/>
@@ -29320,6 +30701,14 @@
         </w:numPr>
       </w:pPr>
       <m:oMath>
+        <m:oMathPr>
+          <m:ctrlPr>
+            <w:rPr>
+              <w:sz w:val="28"/>
+              <w:szCs w:val="28"/>
+            </w:rPr>
+          </m:ctrlPr>
+        </m:oMathPr>
         <m:sSub>
           <m:e>
             <m:r>
@@ -29432,6 +30821,14 @@
         <w:t xml:space="preserve">：</w:t>
       </w:r>
       <m:oMath>
+        <m:oMathPr>
+          <m:ctrlPr>
+            <w:rPr>
+              <w:sz w:val="28"/>
+              <w:szCs w:val="28"/>
+            </w:rPr>
+          </m:ctrlPr>
+        </m:oMathPr>
         <m:r>
           <m:rPr>
             <m:sty m:val="p"/>
@@ -29602,6 +30999,14 @@
         <w:t xml:space="preserve"> </w:t>
       </w:r>
       <m:oMath>
+        <m:oMathPr>
+          <m:ctrlPr>
+            <w:rPr>
+              <w:sz w:val="28"/>
+              <w:szCs w:val="28"/>
+            </w:rPr>
+          </m:ctrlPr>
+        </m:oMathPr>
         <m:sSub>
           <m:e>
             <m:r>
@@ -29686,6 +31091,14 @@
         <w:t xml:space="preserve"> </w:t>
       </w:r>
       <m:oMath>
+        <m:oMathPr>
+          <m:ctrlPr>
+            <w:rPr>
+              <w:sz w:val="28"/>
+              <w:szCs w:val="28"/>
+            </w:rPr>
+          </m:ctrlPr>
+        </m:oMathPr>
         <m:sSub>
           <m:e>
             <m:r>
@@ -29863,6 +31276,14 @@
         </w:numPr>
       </w:pPr>
       <m:oMath>
+        <m:oMathPr>
+          <m:ctrlPr>
+            <w:rPr>
+              <w:sz w:val="28"/>
+              <w:szCs w:val="28"/>
+            </w:rPr>
+          </m:ctrlPr>
+        </m:oMathPr>
         <m:sSubSup>
           <m:e>
             <m:r>
@@ -30049,6 +31470,14 @@
         <w:t xml:space="preserve"> </w:t>
       </w:r>
       <m:oMath>
+        <m:oMathPr>
+          <m:ctrlPr>
+            <w:rPr>
+              <w:sz w:val="28"/>
+              <w:szCs w:val="28"/>
+            </w:rPr>
+          </m:ctrlPr>
+        </m:oMathPr>
         <m:r>
           <m:rPr>
             <m:sty m:val="p"/>
@@ -30186,6 +31615,14 @@
         <w:t xml:space="preserve"> </w:t>
       </w:r>
       <m:oMath>
+        <m:oMathPr>
+          <m:ctrlPr>
+            <w:rPr>
+              <w:sz w:val="28"/>
+              <w:szCs w:val="28"/>
+            </w:rPr>
+          </m:ctrlPr>
+        </m:oMathPr>
         <m:sSub>
           <m:e>
             <m:r>
@@ -30274,6 +31711,14 @@
         <w:t xml:space="preserve"> </w:t>
       </w:r>
       <m:oMath>
+        <m:oMathPr>
+          <m:ctrlPr>
+            <w:rPr>
+              <w:sz w:val="28"/>
+              <w:szCs w:val="28"/>
+            </w:rPr>
+          </m:ctrlPr>
+        </m:oMathPr>
         <m:sSub>
           <m:e>
             <m:r>
@@ -30392,6 +31837,14 @@
         <w:t xml:space="preserve"> </w:t>
       </w:r>
       <m:oMath>
+        <m:oMathPr>
+          <m:ctrlPr>
+            <w:rPr>
+              <w:sz w:val="28"/>
+              <w:szCs w:val="28"/>
+            </w:rPr>
+          </m:ctrlPr>
+        </m:oMathPr>
         <m:r>
           <m:rPr>
             <m:sty m:val="p"/>
@@ -30500,6 +31953,14 @@
         <w:t xml:space="preserve">：</w:t>
       </w:r>
       <m:oMath>
+        <m:oMathPr>
+          <m:ctrlPr>
+            <w:rPr>
+              <w:sz w:val="28"/>
+              <w:szCs w:val="28"/>
+            </w:rPr>
+          </m:ctrlPr>
+        </m:oMathPr>
         <m:sSubSup>
           <m:e>
             <m:r>
@@ -30795,6 +32256,14 @@
         <w:t xml:space="preserve"> </w:t>
       </w:r>
       <m:oMath>
+        <m:oMathPr>
+          <m:ctrlPr>
+            <w:rPr>
+              <w:sz w:val="28"/>
+              <w:szCs w:val="28"/>
+            </w:rPr>
+          </m:ctrlPr>
+        </m:oMathPr>
         <m:r>
           <m:t>4</m:t>
         </m:r>
@@ -30874,6 +32343,14 @@
         <w:t xml:space="preserve">，</w:t>
       </w:r>
       <m:oMath>
+        <m:oMathPr>
+          <m:ctrlPr>
+            <w:rPr>
+              <w:sz w:val="28"/>
+              <w:szCs w:val="28"/>
+            </w:rPr>
+          </m:ctrlPr>
+        </m:oMathPr>
         <m:r>
           <m:t>p</m:t>
         </m:r>
@@ -31011,6 +32488,14 @@
         <w:t xml:space="preserve"> </w:t>
       </w:r>
       <m:oMath>
+        <m:oMathPr>
+          <m:ctrlPr>
+            <w:rPr>
+              <w:sz w:val="28"/>
+              <w:szCs w:val="28"/>
+            </w:rPr>
+          </m:ctrlPr>
+        </m:oMathPr>
         <m:sSub>
           <m:e>
             <m:r>
@@ -31052,6 +32537,14 @@
         <w:t xml:space="preserve">，</w:t>
       </w:r>
       <m:oMath>
+        <m:oMathPr>
+          <m:ctrlPr>
+            <w:rPr>
+              <w:sz w:val="28"/>
+              <w:szCs w:val="28"/>
+            </w:rPr>
+          </m:ctrlPr>
+        </m:oMathPr>
         <m:sSub>
           <m:e>
             <m:r>
@@ -31151,9 +32644,9 @@
         </w:pict>
       </w:r>
     </w:p>
-    <w:bookmarkEnd w:id="49"/>
-    <w:bookmarkEnd w:id="50"/>
-    <w:bookmarkStart w:id="51" w:name="十一延伸阅读"/>
+    <w:bookmarkEnd w:id="55"/>
+    <w:bookmarkEnd w:id="56"/>
+    <w:bookmarkStart w:id="57" w:name="十一延伸阅读"/>
     <w:p>
       <w:pPr>
         <w:pStyle w:val="Heading2"/>
@@ -31321,6 +32814,14 @@
         <w:t xml:space="preserve"> </w:t>
       </w:r>
       <m:oMath>
+        <m:oMathPr>
+          <m:ctrlPr>
+            <w:rPr>
+              <w:sz w:val="28"/>
+              <w:szCs w:val="28"/>
+            </w:rPr>
+          </m:ctrlPr>
+        </m:oMathPr>
         <m:r>
           <m:rPr>
             <m:sty m:val="p"/>
@@ -31368,8 +32869,8 @@
         <w:t xml:space="preserve">推导链</w:t>
       </w:r>
     </w:p>
-    <w:bookmarkEnd w:id="51"/>
-    <w:bookmarkEnd w:id="52"/>
+    <w:bookmarkEnd w:id="57"/>
+    <w:bookmarkEnd w:id="58"/>
     <w:sectPr>
       <w:footerReference w:type="default" r:id="rId9"/>
       <w:footnotePr>

--- a/06-学生侧材料/讲义/2026-06-23-化学平衡.docx
+++ b/06-学生侧材料/讲义/2026-06-23-化学平衡.docx
@@ -1080,8 +1080,15 @@
     </w:tbl>
     <w:p>
       <w:pPr>
-        <w:pStyle w:val="BlockText"/>
+        <w:pStyle w:val="BodyText"/>
       </w:pPr>
+      <w:r>
+        <w:rPr>
+          <w:b/>
+          <w:bCs/>
+        </w:rPr>
+        <w:t xml:space="preserve">💡 </w:t>
+      </w:r>
       <w:r>
         <w:rPr>
           <w:rFonts w:hint="eastAsia" w:eastAsia="SimSun" w:ascii="Times New Roman" w:hAnsi="Times New Roman"/>
@@ -2505,8 +2512,14 @@
     </w:p>
     <w:p>
       <w:pPr>
-        <w:pStyle w:val="BlockText"/>
+        <w:pStyle w:val="BodyText"/>
       </w:pPr>
+      <w:r>
+        <w:t xml:space="preserve">⚠️</w:t>
+      </w:r>
+      <w:r>
+        <w:t xml:space="preserve"> </w:t>
+      </w:r>
       <w:r>
         <w:rPr>
           <w:rFonts w:hint="eastAsia" w:eastAsia="SimSun" w:ascii="Times New Roman" w:hAnsi="Times New Roman"/>
@@ -3653,8 +3666,14 @@
     </w:p>
     <w:p>
       <w:pPr>
-        <w:pStyle w:val="BlockText"/>
+        <w:pStyle w:val="FirstParagraph"/>
       </w:pPr>
+      <w:r>
+        <w:t xml:space="preserve">⚠️</w:t>
+      </w:r>
+      <w:r>
+        <w:t xml:space="preserve"> </w:t>
+      </w:r>
       <w:r>
         <w:rPr>
           <w:rFonts w:hint="eastAsia" w:eastAsia="SimSun" w:ascii="Times New Roman" w:hAnsi="Times New Roman"/>
@@ -3672,7 +3691,7 @@
     </w:p>
     <w:p>
       <w:pPr>
-        <w:pStyle w:val="FirstParagraph"/>
+        <w:pStyle w:val="BodyText"/>
       </w:pPr>
       <w:r>
         <w:rPr>
@@ -6609,8 +6628,15 @@
     </w:p>
     <w:p>
       <w:pPr>
-        <w:pStyle w:val="BlockText"/>
+        <w:pStyle w:val="BodyText"/>
       </w:pPr>
+      <w:r>
+        <w:rPr>
+          <w:b/>
+          <w:bCs/>
+        </w:rPr>
+        <w:t xml:space="preserve">💡 </w:t>
+      </w:r>
       <w:r>
         <w:rPr>
           <w:rFonts w:hint="eastAsia" w:eastAsia="SimSun" w:ascii="Times New Roman" w:hAnsi="Times New Roman"/>
@@ -8046,8 +8072,14 @@
     </w:tbl>
     <w:p>
       <w:pPr>
-        <w:pStyle w:val="BlockText"/>
+        <w:pStyle w:val="BodyText"/>
       </w:pPr>
+      <w:r>
+        <w:t xml:space="preserve">⚠️</w:t>
+      </w:r>
+      <w:r>
+        <w:t xml:space="preserve"> </w:t>
+      </w:r>
       <w:r>
         <w:rPr>
           <w:rFonts w:hint="eastAsia" w:eastAsia="SimSun" w:ascii="Times New Roman" w:hAnsi="Times New Roman"/>
@@ -12080,8 +12112,14 @@
     </w:tbl>
     <w:p>
       <w:pPr>
-        <w:pStyle w:val="BlockText"/>
+        <w:pStyle w:val="BodyText"/>
       </w:pPr>
+      <w:r>
+        <w:t xml:space="preserve">⚠️</w:t>
+      </w:r>
+      <w:r>
+        <w:t xml:space="preserve"> </w:t>
+      </w:r>
       <w:r>
         <w:rPr>
           <w:rFonts w:hint="eastAsia" w:eastAsia="SimSun" w:ascii="Times New Roman" w:hAnsi="Times New Roman"/>
@@ -13192,8 +13230,15 @@
     </w:tbl>
     <w:p>
       <w:pPr>
-        <w:pStyle w:val="BlockText"/>
+        <w:pStyle w:val="BodyText"/>
       </w:pPr>
+      <w:r>
+        <w:rPr>
+          <w:b/>
+          <w:bCs/>
+        </w:rPr>
+        <w:t xml:space="preserve">💡 </w:t>
+      </w:r>
       <w:r>
         <w:rPr>
           <w:rFonts w:hint="eastAsia" w:eastAsia="SimSun" w:ascii="Times New Roman" w:hAnsi="Times New Roman"/>
@@ -14014,8 +14059,14 @@
     </w:p>
     <w:p>
       <w:pPr>
-        <w:pStyle w:val="BlockText"/>
+        <w:pStyle w:val="FirstParagraph"/>
       </w:pPr>
+      <w:r>
+        <w:t xml:space="preserve">⚠️</w:t>
+      </w:r>
+      <w:r>
+        <w:t xml:space="preserve"> </w:t>
+      </w:r>
       <w:r>
         <w:rPr>
           <w:rFonts w:hint="eastAsia" w:eastAsia="SimSun" w:ascii="Times New Roman" w:hAnsi="Times New Roman"/>
@@ -17708,8 +17759,14 @@
     </w:p>
     <w:p>
       <w:pPr>
-        <w:pStyle w:val="BlockText"/>
+        <w:pStyle w:val="BodyText"/>
       </w:pPr>
+      <w:r>
+        <w:t xml:space="preserve">⚠️</w:t>
+      </w:r>
+      <w:r>
+        <w:t xml:space="preserve"> </w:t>
+      </w:r>
       <w:r>
         <w:rPr>
           <w:rFonts w:hint="eastAsia" w:eastAsia="SimSun" w:ascii="Times New Roman" w:hAnsi="Times New Roman"/>
@@ -17966,7 +18023,7 @@
     </w:p>
     <w:p>
       <w:pPr>
-        <w:pStyle w:val="FirstParagraph"/>
+        <w:pStyle w:val="BodyText"/>
       </w:pPr>
       <m:oMathPara>
         <m:oMathParaPr>
